--- a/VitalWatch.docx
+++ b/VitalWatch.docx
@@ -1,6 +1,6 @@
 
 <file path=word/document.xml><?xml version="1.0" encoding="utf-8"?>
-<w:document xmlns:wpc="http://schemas.microsoft.com/office/word/2010/wordprocessingCanvas" xmlns:cx="http://schemas.microsoft.com/office/drawing/2014/chartex" xmlns:cx1="http://schemas.microsoft.com/office/drawing/2015/9/8/chartex" xmlns:cx2="http://schemas.microsoft.com/office/drawing/2015/10/21/chartex" xmlns:cx3="http://schemas.microsoft.com/office/drawing/2016/5/9/chartex" xmlns:cx4="http://schemas.microsoft.com/office/drawing/2016/5/10/chartex" xmlns:cx5="http://schemas.microsoft.com/office/drawing/2016/5/11/chartex" xmlns:cx6="http://schemas.microsoft.com/office/drawing/2016/5/12/chartex" xmlns:cx7="http://schemas.microsoft.com/office/drawing/2016/5/13/chartex" xmlns:cx8="http://schemas.microsoft.com/office/drawing/2016/5/14/chartex" xmlns:mc="http://schemas.openxmlformats.org/markup-compatibility/2006" xmlns:aink="http://schemas.microsoft.com/office/drawing/2016/ink" xmlns:am3d="http://schemas.microsoft.com/office/drawing/2017/model3d" xmlns:o="urn:schemas-microsoft-com:office:office" xmlns:oel="http://schemas.microsoft.com/office/2019/extlst" xmlns:r="http://schemas.openxmlformats.org/officeDocument/2006/relationships" xmlns:m="http://schemas.openxmlformats.org/officeDocument/2006/math" xmlns:v="urn:schemas-microsoft-com:vml" xmlns:wp14="http://schemas.microsoft.com/office/word/2010/wordprocessingDrawing" xmlns:wp="http://schemas.openxmlformats.org/drawingml/2006/wordprocessingDrawing" xmlns:w10="urn:schemas-microsoft-com:office:word" xmlns:w="http://schemas.openxmlformats.org/wordprocessingml/2006/main" xmlns:w14="http://schemas.microsoft.com/office/word/2010/wordml" xmlns:w15="http://schemas.microsoft.com/office/word/2012/wordml" xmlns:w16cex="http://schemas.microsoft.com/office/word/2018/wordml/cex" xmlns:w16cid="http://schemas.microsoft.com/office/word/2016/wordml/cid" xmlns:w16="http://schemas.microsoft.com/office/word/2018/wordml" xmlns:w16du="http://schemas.microsoft.com/office/word/2023/wordml/word16du" xmlns:w16sdtdh="http://schemas.microsoft.com/office/word/2020/wordml/sdtdatahash" xmlns:w16sdtfl="http://schemas.microsoft.com/office/word/2024/wordml/sdtformatlock" xmlns:w16se="http://schemas.microsoft.com/office/word/2015/wordml/symex" xmlns:wpg="http://schemas.microsoft.com/office/word/2010/wordprocessingGroup" xmlns:wpi="http://schemas.microsoft.com/office/word/2010/wordprocessingInk" xmlns:wne="http://schemas.microsoft.com/office/word/2006/wordml" xmlns:wps="http://schemas.microsoft.com/office/word/2010/wordprocessingShape" mc:Ignorable="w14 w15 w16se w16cid w16 w16cex w16sdtdh w16sdtfl w16du wp14">
+<w:document xmlns:wpc="http://schemas.microsoft.com/office/word/2010/wordprocessingCanvas" xmlns:cx="http://schemas.microsoft.com/office/drawing/2014/chartex" xmlns:cx1="http://schemas.microsoft.com/office/drawing/2015/9/8/chartex" xmlns:cx2="http://schemas.microsoft.com/office/drawing/2015/10/21/chartex" xmlns:cx3="http://schemas.microsoft.com/office/drawing/2016/5/9/chartex" xmlns:cx4="http://schemas.microsoft.com/office/drawing/2016/5/10/chartex" xmlns:cx5="http://schemas.microsoft.com/office/drawing/2016/5/11/chartex" xmlns:cx6="http://schemas.microsoft.com/office/drawing/2016/5/12/chartex" xmlns:cx7="http://schemas.microsoft.com/office/drawing/2016/5/13/chartex" xmlns:cx8="http://schemas.microsoft.com/office/drawing/2016/5/14/chartex" xmlns:mc="http://schemas.openxmlformats.org/markup-compatibility/2006" xmlns:aink="http://schemas.microsoft.com/office/drawing/2016/ink" xmlns:am3d="http://schemas.microsoft.com/office/drawing/2017/model3d" xmlns:o="urn:schemas-microsoft-com:office:office" xmlns:oel="http://schemas.microsoft.com/office/2019/extlst" xmlns:r="http://schemas.openxmlformats.org/officeDocument/2006/relationships" xmlns:m="http://schemas.openxmlformats.org/officeDocument/2006/math" xmlns:v="urn:schemas-microsoft-com:vml" xmlns:wp14="http://schemas.microsoft.com/office/word/2010/wordprocessingDrawing" xmlns:wp="http://schemas.openxmlformats.org/drawingml/2006/wordprocessingDrawing" xmlns:w10="urn:schemas-microsoft-com:office:word" xmlns:w="http://schemas.openxmlformats.org/wordprocessingml/2006/main" xmlns:w14="http://schemas.microsoft.com/office/word/2010/wordml" xmlns:w15="http://schemas.microsoft.com/office/word/2012/wordml" xmlns:w16cei="http://schemas.microsoft.com/office/word/2026/wordml/cei" xmlns:w16cex="http://schemas.microsoft.com/office/word/2018/wordml/cex" xmlns:w16cid="http://schemas.microsoft.com/office/word/2016/wordml/cid" xmlns:w16="http://schemas.microsoft.com/office/word/2018/wordml" xmlns:w16du="http://schemas.microsoft.com/office/word/2023/wordml/word16du" xmlns:w16sdtdh="http://schemas.microsoft.com/office/word/2020/wordml/sdtdatahash" xmlns:w16sdtfl="http://schemas.microsoft.com/office/word/2024/wordml/sdtformatlock" xmlns:w16se="http://schemas.microsoft.com/office/word/2015/wordml/symex" xmlns:wpg="http://schemas.microsoft.com/office/word/2010/wordprocessingGroup" xmlns:wpi="http://schemas.microsoft.com/office/word/2010/wordprocessingInk" xmlns:wne="http://schemas.microsoft.com/office/word/2006/wordml" xmlns:wps="http://schemas.microsoft.com/office/word/2010/wordprocessingShape" mc:Ignorable="w14 w15 w16se w16cid w16 w16cex w16sdtdh w16sdtfl w16du wp14">
   <w:body>
     <w:p>
       <w:pPr>
@@ -671,102 +671,258 @@
       <w:pPr>
         <w:spacing w:after="0"/>
       </w:pPr>
-      <w:r>
+    </w:p>
+    <w:p>
+      <w:pPr>
+        <w:spacing w:after="0"/>
+        <w:rPr>
+          <w:b/>
+          <w:bCs/>
+        </w:rPr>
+      </w:pPr>
+      <w:r>
+        <w:rPr>
+          <w:b/>
+          <w:bCs/>
+        </w:rPr>
         <w:lastRenderedPageBreak/>
+        <w:drawing>
+          <wp:inline distT="0" distB="0" distL="0" distR="0" wp14:anchorId="061BC501" wp14:editId="72616F1B">
+            <wp:extent cx="3296110" cy="1971950"/>
+            <wp:effectExtent l="0" t="0" r="0" b="9525"/>
+            <wp:docPr id="1694040699" name="Picture 1"/>
+            <wp:cNvGraphicFramePr>
+              <a:graphicFrameLocks xmlns:a="http://schemas.openxmlformats.org/drawingml/2006/main" noChangeAspect="1"/>
+            </wp:cNvGraphicFramePr>
+            <a:graphic xmlns:a="http://schemas.openxmlformats.org/drawingml/2006/main">
+              <a:graphicData uri="http://schemas.openxmlformats.org/drawingml/2006/picture">
+                <pic:pic xmlns:pic="http://schemas.openxmlformats.org/drawingml/2006/picture">
+                  <pic:nvPicPr>
+                    <pic:cNvPr id="1694040699" name=""/>
+                    <pic:cNvPicPr/>
+                  </pic:nvPicPr>
+                  <pic:blipFill>
+                    <a:blip r:embed="rId8"/>
+                    <a:stretch>
+                      <a:fillRect/>
+                    </a:stretch>
+                  </pic:blipFill>
+                  <pic:spPr>
+                    <a:xfrm>
+                      <a:off x="0" y="0"/>
+                      <a:ext cx="3296110" cy="1971950"/>
+                    </a:xfrm>
+                    <a:prstGeom prst="rect">
+                      <a:avLst/>
+                    </a:prstGeom>
+                  </pic:spPr>
+                </pic:pic>
+              </a:graphicData>
+            </a:graphic>
+          </wp:inline>
+        </w:drawing>
+      </w:r>
+    </w:p>
+    <w:p>
+      <w:pPr>
+        <w:spacing w:after="0"/>
+        <w:rPr>
+          <w:b/>
+          <w:bCs/>
+        </w:rPr>
+      </w:pPr>
+    </w:p>
+    <w:p>
+      <w:pPr>
+        <w:spacing w:after="0"/>
+      </w:pPr>
+      <w:r>
+        <w:rPr>
+          <w:b/>
+          <w:bCs/>
+        </w:rPr>
+        <w:t xml:space="preserve">P Wave </w:t>
+      </w:r>
+      <w:r>
+        <w:rPr>
+          <w:b/>
+          <w:bCs/>
+        </w:rPr>
+        <w:t>-</w:t>
+      </w:r>
+      <w:r>
+        <w:rPr>
+          <w:b/>
+          <w:bCs/>
+        </w:rPr>
         <w:t xml:space="preserve"> </w:t>
       </w:r>
       <w:r>
-        <w:tab/>
-      </w:r>
-      <w:r>
-        <w:t xml:space="preserve">  </w:t>
-      </w:r>
-      <w:r>
-        <w:t xml:space="preserve">   </w:t>
-      </w:r>
-      <w:r>
-        <w:t>R</w:t>
+        <w:t>small bump before the spike</w:t>
+      </w:r>
+      <w:r>
+        <w:t>.</w:t>
+      </w:r>
+      <w:r>
+        <w:t xml:space="preserve"> The electrical signal starts in the </w:t>
+      </w:r>
+      <w:r>
+        <w:rPr>
+          <w:b/>
+          <w:bCs/>
+        </w:rPr>
+        <w:t>Sinoatrial node (SA node)</w:t>
+      </w:r>
+      <w:r>
+        <w:t xml:space="preserve"> </w:t>
+      </w:r>
+      <w:r>
+        <w:t>-</w:t>
+      </w:r>
+      <w:r>
+        <w:t xml:space="preserve"> the heart's natural pacemaker, sitting in the right atrium. It fires and both atria contract, pushing blood down into the ventricles. This contraction is small and gentle </w:t>
+      </w:r>
+      <w:r>
+        <w:t>-</w:t>
+      </w:r>
+      <w:r>
+        <w:t xml:space="preserve"> that's why the P wave is a </w:t>
+      </w:r>
+      <w:r>
+        <w:t>small, rounded</w:t>
+      </w:r>
+      <w:r>
+        <w:t xml:space="preserve"> bump. The atria are thin-walled, not much muscle, not much electrical force.</w:t>
       </w:r>
     </w:p>
     <w:p>
       <w:pPr>
         <w:spacing w:after="0"/>
-      </w:pPr>
-      <w:r>
-        <w:t xml:space="preserve">         Q</w:t>
-      </w:r>
-      <w:r>
-        <w:t xml:space="preserve">        |</w:t>
-      </w:r>
-      <w:r>
-        <w:tab/>
-      </w:r>
-      <w:r>
-        <w:tab/>
-        <w:t>T</w:t>
-      </w:r>
+        <w:rPr>
+          <w:b/>
+          <w:bCs/>
+        </w:rPr>
+      </w:pPr>
     </w:p>
     <w:p>
       <w:pPr>
         <w:spacing w:after="0"/>
       </w:pPr>
       <w:r>
-        <w:t>P__/</w:t>
-      </w:r>
-      <w:r>
-        <w:t xml:space="preserve">   </w:t>
-      </w:r>
-      <w:r>
-        <w:t xml:space="preserve">  \     |</w:t>
-      </w:r>
-      <w:r>
-        <w:t xml:space="preserve">      </w:t>
-      </w:r>
-      <w:r>
-        <w:t>___</w:t>
-      </w:r>
-      <w:r>
-        <w:t>_</w:t>
-      </w:r>
-      <w:r>
-        <w:t>_/</w:t>
-      </w:r>
-      <w:r>
-        <w:t xml:space="preserve">       \_____</w:t>
+        <w:rPr>
+          <w:b/>
+          <w:bCs/>
+        </w:rPr>
+        <w:t xml:space="preserve">PR Segment </w:t>
+      </w:r>
+      <w:r>
+        <w:rPr>
+          <w:b/>
+          <w:bCs/>
+        </w:rPr>
+        <w:t>-</w:t>
+      </w:r>
+      <w:r>
+        <w:rPr>
+          <w:b/>
+          <w:bCs/>
+        </w:rPr>
+        <w:t xml:space="preserve"> </w:t>
+      </w:r>
+      <w:r>
+        <w:t>the flat line after P</w:t>
+      </w:r>
+      <w:r>
+        <w:t>.</w:t>
+      </w:r>
+      <w:r>
+        <w:t xml:space="preserve"> The signal reaches the </w:t>
+      </w:r>
+      <w:r>
+        <w:rPr>
+          <w:b/>
+          <w:bCs/>
+        </w:rPr>
+        <w:t>Atrioventricular node (AV node)</w:t>
+      </w:r>
+      <w:r>
+        <w:t xml:space="preserve"> </w:t>
+      </w:r>
+      <w:r>
+        <w:t>-</w:t>
+      </w:r>
+      <w:r>
+        <w:t xml:space="preserve"> a gateway between atria and ventricles </w:t>
+      </w:r>
+      <w:r>
+        <w:t>-</w:t>
+      </w:r>
+      <w:r>
+        <w:t xml:space="preserve"> and deliberately pauses here for about 0.12 seconds. This pause gives the ventricles time to fill completely with blood before contracting. Nature's timing mechanism.</w:t>
       </w:r>
     </w:p>
     <w:p>
       <w:pPr>
         <w:spacing w:after="0"/>
-      </w:pPr>
-      <w:r>
-        <w:tab/>
-        <w:t xml:space="preserve"> \   |</w:t>
-      </w:r>
-      <w:r>
-        <w:t xml:space="preserve">   /</w:t>
-      </w:r>
+        <w:rPr>
+          <w:b/>
+          <w:bCs/>
+        </w:rPr>
+      </w:pPr>
     </w:p>
     <w:p>
       <w:pPr>
         <w:spacing w:after="0"/>
       </w:pPr>
       <w:r>
-        <w:tab/>
-        <w:t xml:space="preserve">   \ |</w:t>
-      </w:r>
-      <w:r>
-        <w:t xml:space="preserve"> /</w:t>
+        <w:rPr>
+          <w:b/>
+          <w:bCs/>
+        </w:rPr>
+        <w:t xml:space="preserve">Q Wave </w:t>
+      </w:r>
+      <w:r>
+        <w:rPr>
+          <w:b/>
+          <w:bCs/>
+        </w:rPr>
+        <w:t>-</w:t>
+      </w:r>
+      <w:r>
+        <w:rPr>
+          <w:b/>
+          <w:bCs/>
+        </w:rPr>
+        <w:t xml:space="preserve"> </w:t>
+      </w:r>
+      <w:r>
+        <w:t xml:space="preserve">small dip just before the spike. The electrical signal enters the </w:t>
+      </w:r>
+      <w:r>
+        <w:rPr>
+          <w:b/>
+          <w:bCs/>
+        </w:rPr>
+        <w:t>Bundle of His</w:t>
+      </w:r>
+      <w:r>
+        <w:t xml:space="preserve"> and starts spreading through the thick walls of the ventricles from the inside out. The initial movement goes leftward and downward </w:t>
+      </w:r>
+      <w:r>
+        <w:t>-</w:t>
+      </w:r>
+      <w:r>
+        <w:t xml:space="preserve"> MLII sees this as a tiny dip. Small and brief.</w:t>
       </w:r>
     </w:p>
     <w:p>
       <w:pPr>
         <w:spacing w:after="0"/>
-      </w:pPr>
-      <w:r>
-        <w:tab/>
-        <w:t xml:space="preserve">      S</w:t>
-      </w:r>
+        <w:rPr>
+          <w:b/>
+          <w:bCs/>
+        </w:rPr>
+      </w:pPr>
     </w:p>
     <w:p>
       <w:pPr>
@@ -777,7 +933,7 @@
           <w:b/>
           <w:bCs/>
         </w:rPr>
-        <w:t xml:space="preserve">P Wave </w:t>
+        <w:t xml:space="preserve">R Wave </w:t>
       </w:r>
       <w:r>
         <w:rPr>
@@ -794,41 +950,195 @@
         <w:t xml:space="preserve"> </w:t>
       </w:r>
       <w:r>
-        <w:t>small bump before the spike</w:t>
+        <w:t xml:space="preserve">the tall sharp spike. This is the main event. Both ventricles </w:t>
+      </w:r>
+      <w:r>
+        <w:t>-</w:t>
+      </w:r>
+      <w:r>
+        <w:t xml:space="preserve"> especially the powerful left ventricle </w:t>
+      </w:r>
+      <w:r>
+        <w:t>-</w:t>
+      </w:r>
+      <w:r>
+        <w:t xml:space="preserve"> contract simultaneously and explosively, pushing blood out to the lungs (right) and the entire body (left). This is the largest electrical event in the entire cycle. Huge muscle mass contracting at once = enormous electrical signal = tall spike. This is what you saw dominating your plot.</w:t>
+      </w:r>
+    </w:p>
+    <w:p>
+      <w:pPr>
+        <w:spacing w:after="0"/>
+        <w:rPr>
+          <w:b/>
+          <w:bCs/>
+        </w:rPr>
+      </w:pPr>
+    </w:p>
+    <w:p>
+      <w:pPr>
+        <w:spacing w:after="0"/>
+      </w:pPr>
+      <w:r>
+        <w:rPr>
+          <w:b/>
+          <w:bCs/>
+        </w:rPr>
+        <w:t xml:space="preserve">S Wave </w:t>
+      </w:r>
+      <w:r>
+        <w:rPr>
+          <w:b/>
+          <w:bCs/>
+        </w:rPr>
+        <w:t>-</w:t>
+      </w:r>
+      <w:r>
+        <w:rPr>
+          <w:b/>
+          <w:bCs/>
+        </w:rPr>
+        <w:t xml:space="preserve"> </w:t>
+      </w:r>
+      <w:r>
+        <w:t>the dip immediately after the spike</w:t>
+      </w:r>
+      <w:r>
+        <w:t xml:space="preserve">. </w:t>
+      </w:r>
+      <w:r>
+        <w:t xml:space="preserve">The electrical wave finishes sweeping through the bottom of the ventricles and moves upward through the last remaining muscle </w:t>
+      </w:r>
+      <w:r>
+        <w:t>fibres</w:t>
+      </w:r>
+      <w:r>
+        <w:t xml:space="preserve">. MLII sees this direction as a downward dip </w:t>
+      </w:r>
+      <w:r>
+        <w:t>-</w:t>
+      </w:r>
+      <w:r>
+        <w:t xml:space="preserve"> brief, sharp, then gone.</w:t>
+      </w:r>
+    </w:p>
+    <w:p>
+      <w:pPr>
+        <w:spacing w:after="0"/>
+        <w:rPr>
+          <w:b/>
+          <w:bCs/>
+        </w:rPr>
+      </w:pPr>
+    </w:p>
+    <w:p>
+      <w:pPr>
+        <w:spacing w:after="0"/>
+      </w:pPr>
+      <w:r>
+        <w:rPr>
+          <w:b/>
+          <w:bCs/>
+        </w:rPr>
+        <w:t xml:space="preserve">ST Segment </w:t>
+      </w:r>
+      <w:r>
+        <w:rPr>
+          <w:b/>
+          <w:bCs/>
+        </w:rPr>
+        <w:t>-</w:t>
+      </w:r>
+      <w:r>
+        <w:rPr>
+          <w:b/>
+          <w:bCs/>
+        </w:rPr>
+        <w:t xml:space="preserve"> </w:t>
+      </w:r>
+      <w:r>
+        <w:t>flat line after the spike</w:t>
       </w:r>
       <w:r>
         <w:t>.</w:t>
       </w:r>
       <w:r>
-        <w:t xml:space="preserve"> The electrical signal starts in the </w:t>
-      </w:r>
-      <w:r>
-        <w:rPr>
-          <w:b/>
-          <w:bCs/>
-        </w:rPr>
-        <w:t>Sinoatrial node (SA node)</w:t>
-      </w:r>
-      <w:r>
+        <w:t xml:space="preserve"> The ventricles are contracted, holding. Electrically quiet for a moment. This segment is critically important clinically </w:t>
+      </w:r>
+      <w:r>
+        <w:t>-</w:t>
+      </w:r>
+      <w:r>
+        <w:t xml:space="preserve"> a raised or depressed ST segment is a hallmark sign of a </w:t>
+      </w:r>
+      <w:r>
+        <w:rPr>
+          <w:b/>
+          <w:bCs/>
+        </w:rPr>
+        <w:t>heart attack</w:t>
+      </w:r>
+      <w:r>
+        <w:t>. Cardiologists watch this segment intensely.</w:t>
+      </w:r>
+    </w:p>
+    <w:p>
+      <w:pPr>
+        <w:spacing w:after="0"/>
+        <w:rPr>
+          <w:b/>
+          <w:bCs/>
+        </w:rPr>
+      </w:pPr>
+    </w:p>
+    <w:p>
+      <w:pPr>
+        <w:spacing w:after="0"/>
+      </w:pPr>
+      <w:r>
+        <w:rPr>
+          <w:b/>
+          <w:bCs/>
+        </w:rPr>
+        <w:t xml:space="preserve">T Wave </w:t>
+      </w:r>
+      <w:r>
+        <w:rPr>
+          <w:b/>
+          <w:bCs/>
+        </w:rPr>
+        <w:t>-</w:t>
+      </w:r>
+      <w:r>
+        <w:rPr>
+          <w:b/>
+          <w:bCs/>
+        </w:rPr>
         <w:t xml:space="preserve"> </w:t>
       </w:r>
       <w:r>
+        <w:t>rounded bump at the end</w:t>
+      </w:r>
+      <w:r>
+        <w:t>.</w:t>
+      </w:r>
+      <w:r>
+        <w:t xml:space="preserve"> The ventricles </w:t>
+      </w:r>
+      <w:r>
+        <w:rPr>
+          <w:b/>
+          <w:bCs/>
+        </w:rPr>
+        <w:t>repolarise</w:t>
+      </w:r>
+      <w:r>
+        <w:t xml:space="preserve"> </w:t>
+      </w:r>
+      <w:r>
         <w:t>-</w:t>
       </w:r>
       <w:r>
-        <w:t xml:space="preserve"> the heart's natural pacemaker, sitting in the right atrium. It fires and both atria contract, pushing blood down into the ventricles. This contraction is small and gentle </w:t>
-      </w:r>
-      <w:r>
-        <w:t>-</w:t>
-      </w:r>
-      <w:r>
-        <w:t xml:space="preserve"> that's why the P wave is a </w:t>
-      </w:r>
-      <w:r>
-        <w:t>small, rounded</w:t>
-      </w:r>
-      <w:r>
-        <w:t xml:space="preserve"> bump. The atria are thin-walled, not much muscle, not much electrical force.</w:t>
+        <w:t xml:space="preserve"> meaning the muscle cells reset their electrical charge to prepare for the next beat. This recovery is slower and more spread out than contraction, so the wave is broad and rounded rather than sharp. The heart is reloading.</w:t>
       </w:r>
     </w:p>
     <w:p>
@@ -845,62 +1155,21 @@
         <w:spacing w:after="0"/>
       </w:pPr>
       <w:r>
-        <w:rPr>
-          <w:b/>
-          <w:bCs/>
-        </w:rPr>
-        <w:t xml:space="preserve">PR Segment </w:t>
-      </w:r>
-      <w:r>
-        <w:rPr>
-          <w:b/>
-          <w:bCs/>
-        </w:rPr>
-        <w:t>-</w:t>
-      </w:r>
-      <w:r>
-        <w:rPr>
-          <w:b/>
-          <w:bCs/>
-        </w:rPr>
-        <w:t xml:space="preserve"> </w:t>
-      </w:r>
-      <w:r>
-        <w:t>the flat line after P</w:t>
-      </w:r>
-      <w:r>
+        <w:t>Then silence - and the cycle repeats</w:t>
+      </w:r>
+      <w:r>
+        <w:rPr>
+          <w:b/>
+          <w:bCs/>
+        </w:rPr>
         <w:t>.</w:t>
       </w:r>
-      <w:r>
-        <w:t xml:space="preserve"> The signal reaches the </w:t>
-      </w:r>
-      <w:r>
-        <w:rPr>
-          <w:b/>
-          <w:bCs/>
-        </w:rPr>
-        <w:t>Atrioventricular node (AV node)</w:t>
-      </w:r>
-      <w:r>
-        <w:t xml:space="preserve"> </w:t>
-      </w:r>
-      <w:r>
-        <w:t>-</w:t>
-      </w:r>
-      <w:r>
-        <w:t xml:space="preserve"> a gateway between atria and ventricles </w:t>
-      </w:r>
-      <w:r>
-        <w:t>-</w:t>
-      </w:r>
-      <w:r>
-        <w:t xml:space="preserve"> and deliberately pauses here for about 0.12 seconds. This pause gives the ventricles time to fill completely with blood before contracting. Nature's timing mechanism.</w:t>
-      </w:r>
     </w:p>
     <w:p>
       <w:pPr>
         <w:spacing w:after="0"/>
         <w:rPr>
+          <w:rStyle w:val="IntenseQuoteChar"/>
           <w:b/>
           <w:bCs/>
         </w:rPr>
@@ -909,301 +1178,11 @@
     <w:p>
       <w:pPr>
         <w:spacing w:after="0"/>
-      </w:pPr>
-      <w:r>
-        <w:rPr>
-          <w:b/>
-          <w:bCs/>
-        </w:rPr>
-        <w:t xml:space="preserve">Q Wave </w:t>
-      </w:r>
-      <w:r>
-        <w:rPr>
-          <w:b/>
-          <w:bCs/>
-        </w:rPr>
-        <w:t>-</w:t>
-      </w:r>
-      <w:r>
-        <w:rPr>
-          <w:b/>
-          <w:bCs/>
-        </w:rPr>
-        <w:t xml:space="preserve"> </w:t>
-      </w:r>
-      <w:r>
-        <w:t xml:space="preserve">small dip just before the spike. The electrical signal enters the </w:t>
-      </w:r>
-      <w:r>
-        <w:rPr>
-          <w:b/>
-          <w:bCs/>
-        </w:rPr>
-        <w:t>Bundle of His</w:t>
-      </w:r>
-      <w:r>
-        <w:t xml:space="preserve"> and starts spreading through the thick walls of the ventricles from the inside out. The initial movement goes leftward and downward </w:t>
-      </w:r>
-      <w:r>
-        <w:t>-</w:t>
-      </w:r>
-      <w:r>
-        <w:t xml:space="preserve"> MLII sees this as a tiny dip. Small and brief.</w:t>
-      </w:r>
-    </w:p>
-    <w:p>
-      <w:pPr>
-        <w:spacing w:after="0"/>
-        <w:rPr>
-          <w:b/>
-          <w:bCs/>
-        </w:rPr>
-      </w:pPr>
-    </w:p>
-    <w:p>
-      <w:pPr>
-        <w:spacing w:after="0"/>
-      </w:pPr>
-      <w:r>
-        <w:rPr>
-          <w:b/>
-          <w:bCs/>
-        </w:rPr>
-        <w:t xml:space="preserve">R Wave </w:t>
-      </w:r>
-      <w:r>
-        <w:rPr>
-          <w:b/>
-          <w:bCs/>
-        </w:rPr>
-        <w:t>-</w:t>
-      </w:r>
-      <w:r>
-        <w:rPr>
-          <w:b/>
-          <w:bCs/>
-        </w:rPr>
-        <w:t xml:space="preserve"> </w:t>
-      </w:r>
-      <w:r>
-        <w:t xml:space="preserve">the tall sharp spike. This is the main event. Both ventricles </w:t>
-      </w:r>
-      <w:r>
-        <w:t>-</w:t>
-      </w:r>
-      <w:r>
-        <w:t xml:space="preserve"> especially the powerful left ventricle </w:t>
-      </w:r>
-      <w:r>
-        <w:t>-</w:t>
-      </w:r>
-      <w:r>
-        <w:t xml:space="preserve"> contract simultaneously and explosively, pushing blood out to the lungs (right) and the entire body (left). This is the largest electrical event in the entire cycle. Huge muscle mass contracting at once = enormous electrical signal = tall spike. This is what you saw dominating your plot.</w:t>
-      </w:r>
-    </w:p>
-    <w:p>
-      <w:pPr>
-        <w:spacing w:after="0"/>
-        <w:rPr>
-          <w:b/>
-          <w:bCs/>
-        </w:rPr>
-      </w:pPr>
-    </w:p>
-    <w:p>
-      <w:pPr>
-        <w:spacing w:after="0"/>
-      </w:pPr>
-      <w:r>
-        <w:rPr>
-          <w:b/>
-          <w:bCs/>
-        </w:rPr>
-        <w:t xml:space="preserve">S Wave </w:t>
-      </w:r>
-      <w:r>
-        <w:rPr>
-          <w:b/>
-          <w:bCs/>
-        </w:rPr>
-        <w:t>-</w:t>
-      </w:r>
-      <w:r>
-        <w:rPr>
-          <w:b/>
-          <w:bCs/>
-        </w:rPr>
-        <w:t xml:space="preserve"> </w:t>
-      </w:r>
-      <w:r>
-        <w:t>the dip immediately after the spike</w:t>
-      </w:r>
-      <w:r>
-        <w:t xml:space="preserve">. </w:t>
-      </w:r>
-      <w:r>
-        <w:t xml:space="preserve">The electrical wave finishes sweeping through the bottom of the ventricles and moves upward through the last remaining muscle </w:t>
-      </w:r>
-      <w:r>
-        <w:t>fibres</w:t>
-      </w:r>
-      <w:r>
-        <w:t xml:space="preserve">. MLII sees this direction as a downward dip </w:t>
-      </w:r>
-      <w:r>
-        <w:t>-</w:t>
-      </w:r>
-      <w:r>
-        <w:t xml:space="preserve"> brief, sharp, then gone.</w:t>
-      </w:r>
-    </w:p>
-    <w:p>
-      <w:pPr>
-        <w:spacing w:after="0"/>
-        <w:rPr>
-          <w:b/>
-          <w:bCs/>
-        </w:rPr>
-      </w:pPr>
-    </w:p>
-    <w:p>
-      <w:pPr>
-        <w:spacing w:after="0"/>
-      </w:pPr>
-      <w:r>
-        <w:rPr>
-          <w:b/>
-          <w:bCs/>
-        </w:rPr>
-        <w:t xml:space="preserve">ST Segment </w:t>
-      </w:r>
-      <w:r>
-        <w:rPr>
-          <w:b/>
-          <w:bCs/>
-        </w:rPr>
-        <w:t>-</w:t>
-      </w:r>
-      <w:r>
-        <w:rPr>
-          <w:b/>
-          <w:bCs/>
-        </w:rPr>
-        <w:t xml:space="preserve"> </w:t>
-      </w:r>
-      <w:r>
-        <w:t>flat line after the spike</w:t>
-      </w:r>
-      <w:r>
-        <w:t>.</w:t>
-      </w:r>
-      <w:r>
-        <w:t xml:space="preserve"> The ventricles are contracted, holding. Electrically quiet for a moment. This segment is critically important clinically </w:t>
-      </w:r>
-      <w:r>
-        <w:t>-</w:t>
-      </w:r>
-      <w:r>
-        <w:t xml:space="preserve"> a raised or depressed ST segment is a hallmark sign of a </w:t>
-      </w:r>
-      <w:r>
-        <w:rPr>
-          <w:b/>
-          <w:bCs/>
-        </w:rPr>
-        <w:t>heart attack</w:t>
-      </w:r>
-      <w:r>
-        <w:t>. Cardiologists watch this segment intensely.</w:t>
-      </w:r>
-    </w:p>
-    <w:p>
-      <w:pPr>
-        <w:spacing w:after="0"/>
-        <w:rPr>
-          <w:b/>
-          <w:bCs/>
-        </w:rPr>
-      </w:pPr>
-    </w:p>
-    <w:p>
-      <w:pPr>
-        <w:spacing w:after="0"/>
-      </w:pPr>
-      <w:r>
-        <w:rPr>
-          <w:b/>
-          <w:bCs/>
-        </w:rPr>
-        <w:t xml:space="preserve">T Wave </w:t>
-      </w:r>
-      <w:r>
-        <w:rPr>
-          <w:b/>
-          <w:bCs/>
-        </w:rPr>
-        <w:t>-</w:t>
-      </w:r>
-      <w:r>
-        <w:rPr>
-          <w:b/>
-          <w:bCs/>
-        </w:rPr>
-        <w:t xml:space="preserve"> </w:t>
-      </w:r>
-      <w:r>
-        <w:t>rounded bump at the end</w:t>
-      </w:r>
-      <w:r>
-        <w:t>.</w:t>
-      </w:r>
-      <w:r>
-        <w:t xml:space="preserve"> The ventricles </w:t>
-      </w:r>
-      <w:r>
-        <w:rPr>
-          <w:b/>
-          <w:bCs/>
-        </w:rPr>
-        <w:t>repolarise</w:t>
-      </w:r>
-      <w:r>
-        <w:t xml:space="preserve"> </w:t>
-      </w:r>
-      <w:r>
-        <w:t>-</w:t>
-      </w:r>
-      <w:r>
-        <w:t xml:space="preserve"> meaning the muscle cells reset their electrical charge to prepare for the next beat. This recovery is slower and more spread out than contraction, so the wave is broad and rounded rather than sharp. The heart is reloading.</w:t>
-      </w:r>
-    </w:p>
-    <w:p>
-      <w:pPr>
-        <w:spacing w:after="0"/>
-        <w:rPr>
-          <w:b/>
-          <w:bCs/>
-        </w:rPr>
-      </w:pPr>
-    </w:p>
-    <w:p>
-      <w:pPr>
-        <w:spacing w:after="0"/>
-      </w:pPr>
-      <w:r>
-        <w:t>Then silence - and the cycle repeats</w:t>
-      </w:r>
-      <w:r>
-        <w:rPr>
-          <w:b/>
-          <w:bCs/>
-        </w:rPr>
-        <w:t>.</w:t>
-      </w:r>
-    </w:p>
-    <w:p>
-      <w:pPr>
-        <w:spacing w:after="0"/>
+        <w:rPr>
+          <w:rStyle w:val="IntenseQuoteChar"/>
+          <w:b/>
+          <w:bCs/>
+        </w:rPr>
       </w:pPr>
     </w:p>
     <w:p>
@@ -1250,18 +1229,9 @@
         <w:t>”</w:t>
       </w:r>
     </w:p>
-    <w:p>
-      <w:pPr>
-        <w:rPr>
-          <w:i/>
-          <w:iCs/>
-        </w:rPr>
-      </w:pPr>
-    </w:p>
     <w:p/>
     <w:p>
       <w:r>
-        <w:lastRenderedPageBreak/>
         <w:t>Then during the viz on annotation samples and symbols I encountered few letters, each which represents symbols:</w:t>
       </w:r>
     </w:p>
@@ -2274,12 +2244,12 @@
         </w:numPr>
       </w:pPr>
       <w:r>
+        <w:t>If I’ve to quote it in classical ML term, think of it like an outlier. So, the model counts how many splits it takes and scores each point accordingly.</w:t>
+      </w:r>
+    </w:p>
+    <w:p>
+      <w:r>
         <w:lastRenderedPageBreak/>
-        <w:t>If I’ve to quote it in classical ML term, think of it like an outlier. So, the model counts how many splits it takes and scores each point accordingly.</w:t>
-      </w:r>
-    </w:p>
-    <w:p>
-      <w:r>
         <w:t xml:space="preserve">To achieve </w:t>
       </w:r>
       <w:r>
@@ -2571,30 +2541,37 @@
         <w:t xml:space="preserve"> Let’s say a value of 1 means perfectly in line with the recent rhythm. Anything below is considered to </w:t>
       </w:r>
       <w:r>
+        <w:t>have</w:t>
+      </w:r>
+      <w:r>
+        <w:t xml:space="preserve"> arrived earlier than expected and anything above is considered as arrived later than expected.</w:t>
+      </w:r>
+    </w:p>
+    <w:p>
+      <w:pPr>
+        <w:rPr>
+          <w:rStyle w:val="IntenseEmphasis"/>
+        </w:rPr>
+      </w:pPr>
+    </w:p>
+    <w:p>
+      <w:pPr>
+        <w:rPr>
+          <w:rStyle w:val="IntenseEmphasis"/>
+        </w:rPr>
+      </w:pPr>
+    </w:p>
+    <w:p>
+      <w:pPr>
+        <w:rPr>
+          <w:rStyle w:val="IntenseEmphasis"/>
+        </w:rPr>
+      </w:pPr>
+      <w:r>
+        <w:rPr>
+          <w:rStyle w:val="IntenseEmphasis"/>
+        </w:rPr>
         <w:lastRenderedPageBreak/>
-        <w:t>have</w:t>
-      </w:r>
-      <w:r>
-        <w:t xml:space="preserve"> arrived earlier than expected and anything above is considered as arrived later than expected.</w:t>
-      </w:r>
-    </w:p>
-    <w:p>
-      <w:pPr>
-        <w:rPr>
-          <w:rStyle w:val="IntenseEmphasis"/>
-        </w:rPr>
-      </w:pPr>
-    </w:p>
-    <w:p>
-      <w:pPr>
-        <w:rPr>
-          <w:rStyle w:val="IntenseEmphasis"/>
-        </w:rPr>
-      </w:pPr>
-      <w:r>
-        <w:rPr>
-          <w:rStyle w:val="IntenseEmphasis"/>
-        </w:rPr>
         <w:t>So,</w:t>
       </w:r>
       <w:r>
@@ -2807,7 +2784,6 @@
     </w:p>
     <w:p>
       <w:r>
-        <w:lastRenderedPageBreak/>
         <w:t xml:space="preserve">So, </w:t>
       </w:r>
       <w:r>
@@ -2871,7 +2847,11 @@
         <w:t>collapsed</w:t>
       </w:r>
       <w:r>
-        <w:t xml:space="preserve"> from 195 flags to 70, but detection rate dropped from 70.6% to 17.6%. Only 6 real anomalies caught. The model over-corrected. The elbow method gave a reasonable epsilon estimate, but the data distribution makes DBSCAN fundamentally unstable here.</w:t>
+        <w:t xml:space="preserve"> from 195 flags to 70, but detection rate dropped from 70.6% to 17.6%. Only 6 real anomalies caught. The </w:t>
+      </w:r>
+      <w:r>
+        <w:lastRenderedPageBreak/>
+        <w:t>model over-corrected. The elbow method gave a reasonable epsilon estimate, but the data distribution makes DBSCAN fundamentally unstable here.</w:t>
       </w:r>
     </w:p>
     <w:p>
@@ -3142,11 +3122,7 @@
         <w:t>–</w:t>
       </w:r>
       <w:r>
-        <w:t xml:space="preserve"> regulators, </w:t>
-      </w:r>
-      <w:r>
-        <w:lastRenderedPageBreak/>
-        <w:t>doctors, and patients all require explainability.</w:t>
+        <w:t xml:space="preserve"> regulators, doctors, and patients all require explainability.</w:t>
       </w:r>
       <w:r>
         <w:t xml:space="preserve"> </w:t>
@@ -3196,7 +3172,11 @@
         <w:t xml:space="preserve"> which we could try is train an Autoencoder </w:t>
       </w:r>
       <w:r>
-        <w:t xml:space="preserve">on normal beats only. The model trains and reconstruct the normal ECG patterns. When there is an abnormal beat gets recorded, the error spikes because the model has never seen that pattern before. No labels required in this case, works unsupervised and should perform better than Isolation Forest. </w:t>
+        <w:t xml:space="preserve">on normal beats only. The model trains and reconstruct the normal </w:t>
+      </w:r>
+      <w:r>
+        <w:lastRenderedPageBreak/>
+        <w:t xml:space="preserve">ECG patterns. When there is an abnormal beat gets recorded, the error spikes because the model has never seen that pattern before. No labels required in this case, works unsupervised and should perform better than Isolation Forest. </w:t>
       </w:r>
     </w:p>
     <w:p>
@@ -3480,7 +3460,6 @@
         <w:rPr>
           <w:rStyle w:val="IntenseEmphasis"/>
         </w:rPr>
-        <w:lastRenderedPageBreak/>
         <w:t>W</w:t>
       </w:r>
       <w:r>
@@ -3533,6 +3512,7 @@
     </w:p>
     <w:p>
       <w:r>
+        <w:lastRenderedPageBreak/>
         <w:t xml:space="preserve">To make it more interesting and production level we will introduce a Deep learning model famously called the Autoencoders. So, </w:t>
       </w:r>
     </w:p>
@@ -3775,11 +3755,7 @@
         <w:t>This then undergoes the translation phase and assume they are being passed down to another set of neurons</w:t>
       </w:r>
       <w:r>
-        <w:t xml:space="preserve">. This phase will be termed now as Layer 2 and let’s assume we have got about 11 neurons in this phase (considering 11 letters from the word GOOD MORNING) and the </w:t>
-      </w:r>
-      <w:r>
-        <w:lastRenderedPageBreak/>
-        <w:t xml:space="preserve">neurons can be indexed as N1 to N11. Observe one thing here the density of neurons gets increased as we go deeper. Now from these neurons we will decode the letters and try to form the actual word in the required language (Deutsch). </w:t>
+        <w:t xml:space="preserve">. This phase will be termed now as Layer 2 and let’s assume we have got about 11 neurons in this phase (considering 11 letters from the word GOOD MORNING) and the neurons can be indexed as N1 to N11. Observe one thing here the density of neurons gets increased as we go deeper. Now from these neurons we will decode the letters and try to form the actual word in the required language (Deutsch). </w:t>
       </w:r>
     </w:p>
     <w:p>
@@ -3803,7 +3779,11 @@
         </w:numPr>
       </w:pPr>
       <w:r>
-        <w:t xml:space="preserve">Moving further to our next phase, which is our final output, calling it Layer 4, these two neuron are now being combined to give a proper grammatical error free word which actually makes a proper sentence formation by letting the output to be GUTEN MORGEN and this is our final output layer with a single neuron matching our input (#of neurons). </w:t>
+        <w:t xml:space="preserve">Moving further to our next phase, which is our final output, calling it Layer 4, these two neuron are now being combined to give a proper grammatical error free word which actually </w:t>
+      </w:r>
+      <w:r>
+        <w:lastRenderedPageBreak/>
+        <w:t xml:space="preserve">makes a proper sentence formation by letting the output to be GUTEN MORGEN and this is our final output layer with a single neuron matching our input (#of neurons). </w:t>
       </w:r>
     </w:p>
     <w:p>
@@ -3961,20 +3941,11 @@
       </w:pPr>
     </w:p>
     <w:p>
-      <w:pPr>
-        <w:rPr>
-          <w:b/>
-          <w:bCs/>
-        </w:rPr>
-      </w:pPr>
-    </w:p>
-    <w:p>
-      <w:r>
-        <w:rPr>
-          <w:b/>
-          <w:bCs/>
-        </w:rPr>
-        <w:lastRenderedPageBreak/>
+      <w:r>
+        <w:rPr>
+          <w:b/>
+          <w:bCs/>
+        </w:rPr>
         <w:t>Adam optimizer</w:t>
       </w:r>
       <w:r>
@@ -4087,6 +4058,7 @@
           <w:i/>
           <w:iCs/>
         </w:rPr>
+        <w:lastRenderedPageBreak/>
         <w:t>The goal here is to minimize the MSE which is the training loss</w:t>
       </w:r>
       <w:r>
@@ -4354,7 +4326,6 @@
     </w:p>
     <w:p>
       <w:r>
-        <w:lastRenderedPageBreak/>
         <w:t xml:space="preserve">Simplest way to understand would be by taking up a funny but a grit example. </w:t>
       </w:r>
       <w:r>
@@ -4443,6 +4414,7 @@
           <w:b/>
           <w:bCs/>
         </w:rPr>
+        <w:lastRenderedPageBreak/>
         <w:t>The Output Gate:</w:t>
       </w:r>
       <w:r>
@@ -4823,7 +4795,6 @@
         <w:spacing w:after="0"/>
       </w:pPr>
       <w:r>
-        <w:lastRenderedPageBreak/>
         <w:t>AND – logic:</w:t>
       </w:r>
     </w:p>
@@ -5026,13 +4997,6 @@
         <w:tabs>
           <w:tab w:val="left" w:pos="2610"/>
         </w:tabs>
-      </w:pPr>
-    </w:p>
-    <w:p>
-      <w:pPr>
-        <w:tabs>
-          <w:tab w:val="left" w:pos="2610"/>
-        </w:tabs>
         <w:rPr>
           <w:rStyle w:val="IntenseEmphasis"/>
         </w:rPr>
@@ -5339,7 +5303,6 @@
         <w:rPr>
           <w:rStyle w:val="IntenseEmphasis"/>
         </w:rPr>
-        <w:lastRenderedPageBreak/>
         <w:t xml:space="preserve">But why does LSTM miss so many anomalies despite its memory? </w:t>
       </w:r>
     </w:p>
@@ -5475,7 +5438,15 @@
           <w:i/>
           <w:iCs/>
         </w:rPr>
-        <w:t>100% recall, zero false positives</w:t>
+        <w:t xml:space="preserve">100% recall, </w:t>
+      </w:r>
+      <w:r>
+        <w:rPr>
+          <w:i/>
+          <w:iCs/>
+        </w:rPr>
+        <w:lastRenderedPageBreak/>
+        <w:t>zero false positives</w:t>
       </w:r>
       <w:r>
         <w:t xml:space="preserve">. The lesson is that model performance and training data diversity are inseparable. The same algorithm that gave </w:t>
@@ -5755,7 +5726,6 @@
         <w:rPr>
           <w:rStyle w:val="IntenseEmphasis"/>
         </w:rPr>
-        <w:lastRenderedPageBreak/>
         <w:t>So,</w:t>
       </w:r>
       <w:r>
@@ -5982,6 +5952,7 @@
         </w:tabs>
       </w:pPr>
       <w:r>
+        <w:lastRenderedPageBreak/>
         <w:t xml:space="preserve">Same principle of caching. </w:t>
       </w:r>
       <w:r>
@@ -6263,7 +6234,6 @@
         </w:tabs>
       </w:pPr>
       <w:r>
-        <w:lastRenderedPageBreak/>
         <w:t xml:space="preserve">5. Run Isolation Forest -&gt; </w:t>
       </w:r>
       <w:r>
@@ -6432,7 +6402,11 @@
         <w:t>100%</w:t>
       </w:r>
       <w:r>
-        <w:t xml:space="preserve"> on another when trained on eight. The Autoencoder caught every anomaly but cried wolf too often. The LSTM remembered sequences but lost individual signals in the noise. The ensemble combined all three and produced zero false positives when it mattered most.</w:t>
+        <w:t xml:space="preserve"> on another when trained on eight. The Autoencoder caught every anomaly but cried wolf too often. The LSTM remembered sequences but </w:t>
+      </w:r>
+      <w:r>
+        <w:lastRenderedPageBreak/>
+        <w:t>lost individual signals in the noise. The ensemble combined all three and produced zero false positives when it mattered most.</w:t>
       </w:r>
     </w:p>
     <w:p>
@@ -6511,7 +6485,6 @@
         <w:rPr>
           <w:rStyle w:val="IntenseEmphasis"/>
         </w:rPr>
-        <w:lastRenderedPageBreak/>
         <w:t>What does heterogeneity in the class data mean here?</w:t>
       </w:r>
       <w:r>
@@ -6665,7 +6638,11 @@
         <w:pStyle w:val="ListParagraph"/>
       </w:pPr>
       <w:r>
-        <w:t xml:space="preserve">We could definitely include them in the training, but it is also important to note that how these records may impact the learning nature of the model. You will need to explicitly mention the reason for the dip in performance when the model encounters 100% abnormal beats or the way it will handle such situations. </w:t>
+        <w:t xml:space="preserve">We could definitely include them in the training, but it is also important to note that how these records may impact the learning nature of the model. You will need to explicitly mention </w:t>
+      </w:r>
+      <w:r>
+        <w:lastRenderedPageBreak/>
+        <w:t xml:space="preserve">the reason for the dip in performance when the model encounters 100% abnormal beats or the way it will handle such situations. </w:t>
       </w:r>
     </w:p>
     <w:p>
@@ -7255,15 +7232,7 @@
         <w:pStyle w:val="ListParagraph"/>
       </w:pPr>
       <w:r>
-        <w:t xml:space="preserve">The rest of the process is exactly the same just that we are scaling up this time. Loading the dataset is now easier and much faster, all thanks to parquet. The feature engineering, model training and testing across all three (Isolation Forest, </w:t>
-      </w:r>
-      <w:proofErr w:type="spellStart"/>
-      <w:r>
-        <w:t>AutoEncoder</w:t>
-      </w:r>
-      <w:proofErr w:type="spellEnd"/>
-      <w:r>
-        <w:t xml:space="preserve"> and Ensemble) models remains the same. While reviewing the metrics for evaluation I recalled something which I’ve studied and understood a long time ago but never got to learn their application as in how those fundamentals are being utilized.</w:t>
+        <w:t>The rest of the process is exactly the same just that we are scaling up this time. Loading the dataset is now easier and much faster, all thanks to parquet. The feature engineering, model training and testing across all three (Isolation Forest, AutoEncoder and Ensemble) models remains the same. While reviewing the metrics for evaluation I recalled something which I’ve studied and understood a long time ago but never got to learn their application as in how those fundamentals are being utilized.</w:t>
       </w:r>
     </w:p>
     <w:p>
@@ -7361,6 +7330,7 @@
         <w:pStyle w:val="ListParagraph"/>
       </w:pPr>
       <w:r>
+        <w:lastRenderedPageBreak/>
         <w:t>Imagine there is a model that looks at about 100 beats. Out of which 10 are genuinely abnormal and remaining 90 are genuinely normal. Now, there are four major outcomes you need to be aware of what they mean.</w:t>
       </w:r>
     </w:p>
@@ -7619,6 +7589,12 @@
         <w:tabs>
           <w:tab w:val="left" w:pos="2610"/>
         </w:tabs>
+        <w:rPr>
+          <w:rStyle w:val="IntenseEmphasis"/>
+          <w:i w:val="0"/>
+          <w:iCs w:val="0"/>
+          <w:color w:val="auto"/>
+        </w:rPr>
       </w:pPr>
       <w:r>
         <w:t xml:space="preserve">The key take away from this concept is that you always ensure to have </w:t>
@@ -7656,16 +7632,59 @@
           <w:rStyle w:val="IntenseEmphasis"/>
         </w:rPr>
       </w:pPr>
-    </w:p>
-    <w:p>
-      <w:pPr>
-        <w:tabs>
-          <w:tab w:val="left" w:pos="2610"/>
-        </w:tabs>
+      <w:r>
         <w:rPr>
           <w:rStyle w:val="IntenseEmphasis"/>
         </w:rPr>
-      </w:pPr>
+        <w:t>Now why do we have the tension between the Precision and the Recall?</w:t>
+      </w:r>
+    </w:p>
+    <w:p>
+      <w:pPr>
+        <w:pStyle w:val="ListParagraph"/>
+      </w:pPr>
+      <w:r>
+        <w:t xml:space="preserve">These two factors are always in direct conflict. It is never easy to maximize both simultaneously. Think of this like a </w:t>
+      </w:r>
+      <w:r>
+        <w:rPr>
+          <w:b/>
+          <w:bCs/>
+        </w:rPr>
+        <w:t>DEADLOCK</w:t>
+      </w:r>
+      <w:r>
+        <w:t xml:space="preserve"> situation in your OS. There are 2 processors trying to fetch the same single resource. If one gets the access the other doesn’t and vice versa. If Recall goes high, precision dips and vice versa.</w:t>
+      </w:r>
+    </w:p>
+    <w:p>
+      <w:pPr>
+        <w:tabs>
+          <w:tab w:val="left" w:pos="2610"/>
+        </w:tabs>
+      </w:pPr>
+      <w:r>
+        <w:t xml:space="preserve">This is why VitalWatch's signal dilution finding matters. </w:t>
+      </w:r>
+      <w:r>
+        <w:rPr>
+          <w:u w:val="single"/>
+        </w:rPr>
+        <w:t>LSTM had high precision and low recall</w:t>
+      </w:r>
+      <w:r>
+        <w:t>. Autoencoder had high recall and low precision. Neither alone is clinically acceptable. The ensemble is the attempt to find the right balance.</w:t>
+      </w:r>
+    </w:p>
+    <w:p>
+      <w:pPr>
+        <w:tabs>
+          <w:tab w:val="left" w:pos="2610"/>
+        </w:tabs>
+      </w:pPr>
+      <w:r>
+        <w:t>The Precision-Recall curve visualises this trade-off across every possible threshold simultaneously.</w:t>
+      </w:r>
     </w:p>
     <w:p>
       <w:pPr>
@@ -7676,22 +7695,359 @@
           <w:rStyle w:val="IntenseEmphasis"/>
         </w:rPr>
       </w:pPr>
-    </w:p>
-    <w:p>
-      <w:pPr>
-        <w:tabs>
-          <w:tab w:val="left" w:pos="2610"/>
-        </w:tabs>
+      <w:r>
         <w:rPr>
           <w:rStyle w:val="IntenseEmphasis"/>
         </w:rPr>
-      </w:pPr>
-      <w:r>
+        <w:t>How is it built then?</w:t>
+      </w:r>
+    </w:p>
+    <w:p>
+      <w:pPr>
+        <w:tabs>
+          <w:tab w:val="left" w:pos="2610"/>
+        </w:tabs>
+      </w:pPr>
+      <w:r>
+        <w:t>Instead of picking one threshold and getting one pair of precision/recall values, you sweep through every possible threshold from 0 to 1. At each threshold you calculate one (precision, recall) pair. You plot all those pairs as a curve.</w:t>
+      </w:r>
+    </w:p>
+    <w:p>
+      <w:pPr>
+        <w:tabs>
+          <w:tab w:val="left" w:pos="2610"/>
+        </w:tabs>
+      </w:pPr>
+      <w:r>
+        <w:drawing>
+          <wp:inline distT="0" distB="0" distL="0" distR="0" wp14:anchorId="614A91E0" wp14:editId="53CDF153">
+            <wp:extent cx="2807026" cy="2472856"/>
+            <wp:effectExtent l="0" t="0" r="0" b="3810"/>
+            <wp:docPr id="1909124786" name="Picture 1"/>
+            <wp:cNvGraphicFramePr>
+              <a:graphicFrameLocks xmlns:a="http://schemas.openxmlformats.org/drawingml/2006/main" noChangeAspect="1"/>
+            </wp:cNvGraphicFramePr>
+            <a:graphic xmlns:a="http://schemas.openxmlformats.org/drawingml/2006/main">
+              <a:graphicData uri="http://schemas.openxmlformats.org/drawingml/2006/picture">
+                <pic:pic xmlns:pic="http://schemas.openxmlformats.org/drawingml/2006/picture">
+                  <pic:nvPicPr>
+                    <pic:cNvPr id="1909124786" name=""/>
+                    <pic:cNvPicPr/>
+                  </pic:nvPicPr>
+                  <pic:blipFill>
+                    <a:blip r:embed="rId9"/>
+                    <a:stretch>
+                      <a:fillRect/>
+                    </a:stretch>
+                  </pic:blipFill>
+                  <pic:spPr>
+                    <a:xfrm>
+                      <a:off x="0" y="0"/>
+                      <a:ext cx="2819144" cy="2483532"/>
+                    </a:xfrm>
+                    <a:prstGeom prst="rect">
+                      <a:avLst/>
+                    </a:prstGeom>
+                  </pic:spPr>
+                </pic:pic>
+              </a:graphicData>
+            </a:graphic>
+          </wp:inline>
+        </w:drawing>
+      </w:r>
+    </w:p>
+    <w:p>
+      <w:pPr>
+        <w:tabs>
+          <w:tab w:val="left" w:pos="2610"/>
+        </w:tabs>
+        <w:spacing w:after="0"/>
+      </w:pPr>
+    </w:p>
+    <w:p>
+      <w:pPr>
+        <w:tabs>
+          <w:tab w:val="left" w:pos="2610"/>
+        </w:tabs>
+        <w:spacing w:after="0"/>
+      </w:pPr>
+      <w:r>
+        <w:t xml:space="preserve">The area under this curve is called </w:t>
+      </w:r>
+      <w:r>
+        <w:rPr>
+          <w:b/>
+          <w:bCs/>
+        </w:rPr>
+        <w:t>Average Precision (AP)</w:t>
+      </w:r>
+      <w:r>
+        <w:t xml:space="preserve"> or sometimes </w:t>
+      </w:r>
+      <w:r>
+        <w:rPr>
+          <w:b/>
+          <w:bCs/>
+        </w:rPr>
+        <w:t>PR-AUC</w:t>
+      </w:r>
+      <w:r>
+        <w:t>. Higher is better.</w:t>
+      </w:r>
+    </w:p>
+    <w:p>
+      <w:pPr>
+        <w:tabs>
+          <w:tab w:val="left" w:pos="2610"/>
+        </w:tabs>
+        <w:spacing w:after="0"/>
+      </w:pPr>
+    </w:p>
+    <w:p>
+      <w:pPr>
+        <w:tabs>
+          <w:tab w:val="left" w:pos="2610"/>
+        </w:tabs>
+      </w:pPr>
+      <w:r>
+        <w:rPr>
+          <w:b/>
+          <w:bCs/>
+        </w:rPr>
+        <w:t>The ROC Curve and AUC</w:t>
+      </w:r>
+    </w:p>
+    <w:p>
+      <w:pPr>
+        <w:tabs>
+          <w:tab w:val="left" w:pos="2610"/>
+        </w:tabs>
+      </w:pPr>
+      <w:r>
+        <w:t xml:space="preserve">ROC stands for Receiver Operating Characteristic. It comes from radar detection theory in World War II </w:t>
+      </w:r>
+      <w:r>
+        <w:t>–</w:t>
+      </w:r>
+      <w:r>
+        <w:t xml:space="preserve"> operators had to decide whether a radar signal indicated an enemy aircraft or noise. Same trade-off, different domain.</w:t>
+      </w:r>
+    </w:p>
+    <w:p>
+      <w:pPr>
+        <w:tabs>
+          <w:tab w:val="left" w:pos="2610"/>
+        </w:tabs>
+      </w:pPr>
+      <w:r>
+        <w:t>The ROC curve plots two different quantities:</w:t>
+      </w:r>
+    </w:p>
+    <w:p>
+      <w:pPr>
+        <w:tabs>
+          <w:tab w:val="left" w:pos="2610"/>
+        </w:tabs>
+      </w:pPr>
+      <w:r>
+        <w:rPr>
+          <w:b/>
+          <w:bCs/>
+        </w:rPr>
+        <w:t>True Positive Rate (TPR)</w:t>
+      </w:r>
+      <w:r>
+        <w:t xml:space="preserve"> </w:t>
+      </w:r>
+      <w:r>
+        <w:t>–</w:t>
+      </w:r>
+      <w:r>
+        <w:t xml:space="preserve"> same as Recall. How many real anomalies did we catch?</w:t>
+      </w:r>
+    </w:p>
+    <w:p>
+      <w:pPr>
+        <w:tabs>
+          <w:tab w:val="left" w:pos="2610"/>
+        </w:tabs>
+      </w:pPr>
+      <w:r>
+        <w:rPr>
+          <w:b/>
+          <w:bCs/>
+        </w:rPr>
+        <w:t>False Positive Rate (FPR)</w:t>
+      </w:r>
+      <w:r>
+        <w:t xml:space="preserve"> </w:t>
+      </w:r>
+      <w:r>
+        <w:t>–</w:t>
+      </w:r>
+      <w:r>
+        <w:t xml:space="preserve"> out of all the genuinely normal beats, how many did we incorrectly flag?</w:t>
+      </w:r>
+    </w:p>
+    <w:p>
+      <w:pPr>
+        <w:tabs>
+          <w:tab w:val="left" w:pos="2610"/>
+        </w:tabs>
+      </w:pPr>
+    </w:p>
+    <w:p>
+      <w:pPr>
+        <w:tabs>
+          <w:tab w:val="left" w:pos="2610"/>
+        </w:tabs>
+      </w:pPr>
+      <w:r>
+        <w:t>The result of this looks like this:</w:t>
+      </w:r>
+    </w:p>
+    <w:p>
+      <w:pPr>
+        <w:tabs>
+          <w:tab w:val="left" w:pos="2610"/>
+        </w:tabs>
+      </w:pPr>
+      <w:r>
+        <w:drawing>
+          <wp:inline distT="0" distB="0" distL="0" distR="0" wp14:anchorId="02103465" wp14:editId="42B6CA34">
+            <wp:extent cx="3543795" cy="3200847"/>
+            <wp:effectExtent l="0" t="0" r="0" b="0"/>
+            <wp:docPr id="1080313354" name="Picture 1"/>
+            <wp:cNvGraphicFramePr>
+              <a:graphicFrameLocks xmlns:a="http://schemas.openxmlformats.org/drawingml/2006/main" noChangeAspect="1"/>
+            </wp:cNvGraphicFramePr>
+            <a:graphic xmlns:a="http://schemas.openxmlformats.org/drawingml/2006/main">
+              <a:graphicData uri="http://schemas.openxmlformats.org/drawingml/2006/picture">
+                <pic:pic xmlns:pic="http://schemas.openxmlformats.org/drawingml/2006/picture">
+                  <pic:nvPicPr>
+                    <pic:cNvPr id="1080313354" name=""/>
+                    <pic:cNvPicPr/>
+                  </pic:nvPicPr>
+                  <pic:blipFill>
+                    <a:blip r:embed="rId10"/>
+                    <a:stretch>
+                      <a:fillRect/>
+                    </a:stretch>
+                  </pic:blipFill>
+                  <pic:spPr>
+                    <a:xfrm>
+                      <a:off x="0" y="0"/>
+                      <a:ext cx="3543795" cy="3200847"/>
+                    </a:xfrm>
+                    <a:prstGeom prst="rect">
+                      <a:avLst/>
+                    </a:prstGeom>
+                  </pic:spPr>
+                </pic:pic>
+              </a:graphicData>
+            </a:graphic>
+          </wp:inline>
+        </w:drawing>
+      </w:r>
+    </w:p>
+    <w:p>
+      <w:pPr>
+        <w:tabs>
+          <w:tab w:val="left" w:pos="2610"/>
+        </w:tabs>
+      </w:pPr>
+      <w:r>
+        <w:t xml:space="preserve">AUC has a beautiful probabilistic interpretation </w:t>
+      </w:r>
+      <w:r>
+        <w:t>–</w:t>
+      </w:r>
+      <w:r>
+        <w:t xml:space="preserve"> it is the probability that the model will rank a randomly chosen anomalous beat higher than a randomly chosen normal beat. An AUC of 0.85 means if you pick one random abnormal beat and one random normal beat, 85% of the time the model scores the abnormal one as more suspicious.</w:t>
+      </w:r>
+    </w:p>
+    <w:p>
+      <w:pPr>
+        <w:tabs>
+          <w:tab w:val="left" w:pos="2610"/>
+        </w:tabs>
         <w:rPr>
           <w:rStyle w:val="IntenseEmphasis"/>
         </w:rPr>
+      </w:pPr>
+      <w:r>
+        <w:rPr>
+          <w:rStyle w:val="IntenseEmphasis"/>
+        </w:rPr>
+        <w:t>What does this graph tell us anyway?</w:t>
+      </w:r>
+    </w:p>
+    <w:p>
+      <w:pPr>
+        <w:pStyle w:val="ListParagraph"/>
+      </w:pPr>
+      <w:r>
+        <w:t xml:space="preserve">The diagonal line represents a random model </w:t>
+      </w:r>
+      <w:r>
+        <w:t>–</w:t>
+      </w:r>
+      <w:r>
+        <w:t xml:space="preserve"> </w:t>
+      </w:r>
+      <w:r>
+        <w:t>i</w:t>
+      </w:r>
+      <w:r>
+        <w:t>t has a 50/50 chance of being right, same as a coin flip. Any curve above the diagonal means the model is doing better than random.</w:t>
+      </w:r>
+    </w:p>
+    <w:p>
+      <w:pPr>
+        <w:tabs>
+          <w:tab w:val="left" w:pos="2610"/>
+        </w:tabs>
+        <w:rPr>
+          <w:rStyle w:val="IntenseEmphasis"/>
+        </w:rPr>
+      </w:pPr>
+      <w:r>
+        <w:rPr>
+          <w:rStyle w:val="IntenseEmphasis"/>
+        </w:rPr>
+        <w:t>When to use which?</w:t>
+      </w:r>
+    </w:p>
+    <w:p>
+      <w:pPr>
+        <w:pStyle w:val="ListParagraph"/>
+      </w:pPr>
+      <w:r>
+        <w:t xml:space="preserve">Both measure the same thing from different angles. For imbalanced data </w:t>
+      </w:r>
+      <w:r>
+        <w:t>–</w:t>
+      </w:r>
+      <w:r>
+        <w:t xml:space="preserve"> which is exactly our situation </w:t>
+      </w:r>
+      <w:r>
+        <w:t>–</w:t>
+      </w:r>
+      <w:r>
+        <w:t xml:space="preserve"> the PR curve is more informative.</w:t>
+      </w:r>
+    </w:p>
+    <w:p>
+      <w:pPr>
+        <w:pStyle w:val="ListParagraph"/>
+      </w:pPr>
+      <w:r>
+        <w:t xml:space="preserve">Here is why. ROC-AUC can look artificially good on imbalanced data. If your dataset has 99% normal and 1% abnormal, a model that flags everything would have a high TN count which </w:t>
+      </w:r>
+      <w:r>
         <w:lastRenderedPageBreak/>
-        <w:t>Now why do we have the tension between the Precision and the Recall?</w:t>
+        <w:t>keeps FPR low even when FP is large. The ROC curve would look decent even though the model is producing hundreds of false alarms.</w:t>
       </w:r>
     </w:p>
     <w:p>
@@ -7699,812 +8055,46 @@
         <w:pStyle w:val="ListParagraph"/>
       </w:pPr>
       <w:r>
-        <w:t xml:space="preserve">These two factors are always in direct conflict. It is never easy to maximize both simultaneously. Think of this like a </w:t>
-      </w:r>
-      <w:r>
-        <w:rPr>
-          <w:b/>
-          <w:bCs/>
-        </w:rPr>
-        <w:t>DEADLOCK</w:t>
-      </w:r>
-      <w:r>
-        <w:t xml:space="preserve"> situation in your OS. There are 2 processors trying to fetch the same single resource. If one gets the access the other doesn’t and vice versa. If Recall goes high, precision dips and vice versa.</w:t>
-      </w:r>
-    </w:p>
-    <w:p>
-      <w:pPr>
-        <w:tabs>
-          <w:tab w:val="left" w:pos="2610"/>
-        </w:tabs>
-      </w:pPr>
-      <w:r>
-        <w:t xml:space="preserve">This is why </w:t>
-      </w:r>
-      <w:proofErr w:type="spellStart"/>
-      <w:r>
-        <w:t>VitalWatch's</w:t>
-      </w:r>
-      <w:proofErr w:type="spellEnd"/>
-      <w:r>
-        <w:t xml:space="preserve"> signal dilution finding matters. </w:t>
-      </w:r>
-      <w:r>
-        <w:rPr>
-          <w:u w:val="single"/>
-        </w:rPr>
-        <w:t>LSTM had high precision and low recall</w:t>
-      </w:r>
-      <w:r>
-        <w:t>. Autoencoder had high recall and low precision. Neither alone is clinically acceptable. The ensemble is the attempt to find the right balance.</w:t>
-      </w:r>
-    </w:p>
-    <w:p>
-      <w:pPr>
-        <w:tabs>
-          <w:tab w:val="left" w:pos="2610"/>
-        </w:tabs>
-      </w:pPr>
-      <w:r>
-        <w:t>The Precision-Recall curve visualises this trade-off across every possible threshold simultaneously.</w:t>
-      </w:r>
-    </w:p>
-    <w:p>
-      <w:pPr>
-        <w:tabs>
-          <w:tab w:val="left" w:pos="2610"/>
-        </w:tabs>
-        <w:rPr>
-          <w:rStyle w:val="IntenseEmphasis"/>
-        </w:rPr>
-      </w:pPr>
-      <w:r>
-        <w:rPr>
-          <w:rStyle w:val="IntenseEmphasis"/>
-        </w:rPr>
-        <w:t>How is it built then?</w:t>
-      </w:r>
-    </w:p>
-    <w:p>
-      <w:pPr>
-        <w:tabs>
-          <w:tab w:val="left" w:pos="2610"/>
-        </w:tabs>
-      </w:pPr>
-      <w:r>
-        <w:t>Instead of picking one threshold and getting one pair of precision/recall values, you sweep through every possible threshold from 0 to 1. At each threshold you calculate one (precision, recall) pair. You plot all those pairs as a curve.</w:t>
-      </w:r>
-    </w:p>
-    <w:p>
-      <w:pPr>
-        <w:tabs>
-          <w:tab w:val="left" w:pos="2610"/>
-        </w:tabs>
-        <w:spacing w:after="0"/>
-      </w:pPr>
-      <w:r>
-        <w:t>Precision</w:t>
-      </w:r>
-    </w:p>
-    <w:p>
-      <w:pPr>
-        <w:tabs>
-          <w:tab w:val="left" w:pos="2610"/>
-        </w:tabs>
-        <w:spacing w:after="0"/>
-        <w:ind w:left="284"/>
-      </w:pPr>
-      <w:r>
-        <w:t xml:space="preserve"> |</w:t>
-      </w:r>
-    </w:p>
-    <w:p>
-      <w:pPr>
-        <w:tabs>
-          <w:tab w:val="left" w:pos="2610"/>
-        </w:tabs>
-        <w:spacing w:after="0"/>
-      </w:pPr>
-      <w:r>
-        <w:t>1.0 |  *</w:t>
-      </w:r>
-    </w:p>
-    <w:p>
-      <w:pPr>
-        <w:tabs>
-          <w:tab w:val="left" w:pos="2610"/>
-        </w:tabs>
-        <w:spacing w:after="0"/>
-        <w:ind w:left="284"/>
-      </w:pPr>
-      <w:r>
-        <w:t xml:space="preserve"> |    </w:t>
-      </w:r>
-      <w:r>
-        <w:t xml:space="preserve">  </w:t>
-      </w:r>
-      <w:r>
-        <w:t xml:space="preserve"> *</w:t>
-      </w:r>
-    </w:p>
-    <w:p>
-      <w:pPr>
-        <w:tabs>
-          <w:tab w:val="left" w:pos="2610"/>
-        </w:tabs>
-        <w:spacing w:after="0"/>
-      </w:pPr>
-      <w:r>
-        <w:t xml:space="preserve">0.8 |      </w:t>
-      </w:r>
-      <w:r>
-        <w:t xml:space="preserve">   </w:t>
-      </w:r>
-      <w:r>
-        <w:t xml:space="preserve">   *</w:t>
-      </w:r>
-    </w:p>
-    <w:p>
-      <w:pPr>
-        <w:tabs>
-          <w:tab w:val="left" w:pos="2610"/>
-        </w:tabs>
-        <w:spacing w:after="0"/>
-        <w:ind w:left="284"/>
-      </w:pPr>
-      <w:r>
-        <w:t xml:space="preserve"> |          </w:t>
-      </w:r>
-      <w:r>
-        <w:t xml:space="preserve">  </w:t>
-      </w:r>
-      <w:r>
-        <w:t xml:space="preserve">   *</w:t>
-      </w:r>
-    </w:p>
-    <w:p>
-      <w:pPr>
-        <w:tabs>
-          <w:tab w:val="left" w:pos="2610"/>
-        </w:tabs>
-        <w:spacing w:after="0"/>
-      </w:pPr>
-      <w:r>
-        <w:t xml:space="preserve">0.6 |             </w:t>
-      </w:r>
-      <w:r>
-        <w:t xml:space="preserve"> </w:t>
-      </w:r>
-      <w:r>
-        <w:t xml:space="preserve"> </w:t>
-      </w:r>
-      <w:r>
-        <w:t xml:space="preserve"> </w:t>
-      </w:r>
-      <w:r>
-        <w:t xml:space="preserve">  *</w:t>
-      </w:r>
-    </w:p>
-    <w:p>
-      <w:pPr>
-        <w:tabs>
-          <w:tab w:val="left" w:pos="2610"/>
-        </w:tabs>
-        <w:spacing w:after="0"/>
-        <w:ind w:left="284"/>
-      </w:pPr>
-      <w:r>
-        <w:t xml:space="preserve"> |                 </w:t>
-      </w:r>
-      <w:r>
-        <w:t xml:space="preserve">  </w:t>
-      </w:r>
-      <w:r>
-        <w:t xml:space="preserve">    *</w:t>
-      </w:r>
-    </w:p>
-    <w:p>
-      <w:pPr>
-        <w:tabs>
-          <w:tab w:val="left" w:pos="2610"/>
-        </w:tabs>
-        <w:spacing w:after="0"/>
-      </w:pPr>
-      <w:r>
-        <w:t xml:space="preserve">0.4 |                      </w:t>
-      </w:r>
-      <w:r>
-        <w:t xml:space="preserve">  </w:t>
-      </w:r>
-      <w:r>
-        <w:t xml:space="preserve">  </w:t>
-      </w:r>
-      <w:r>
-        <w:t xml:space="preserve"> </w:t>
-      </w:r>
-      <w:r>
-        <w:t xml:space="preserve">  *</w:t>
-      </w:r>
-    </w:p>
-    <w:p>
-      <w:pPr>
-        <w:tabs>
-          <w:tab w:val="left" w:pos="2610"/>
-        </w:tabs>
-        <w:spacing w:after="0"/>
-        <w:ind w:left="284"/>
-      </w:pPr>
-      <w:r>
-        <w:t xml:space="preserve"> |                          </w:t>
-      </w:r>
-      <w:r>
-        <w:t xml:space="preserve"> </w:t>
-      </w:r>
-      <w:r>
-        <w:t xml:space="preserve">   </w:t>
-      </w:r>
-      <w:r>
-        <w:t xml:space="preserve"> </w:t>
-      </w:r>
-      <w:r>
-        <w:t xml:space="preserve">  </w:t>
-      </w:r>
-      <w:r>
-        <w:t xml:space="preserve"> </w:t>
-      </w:r>
-      <w:r>
-        <w:t xml:space="preserve"> *</w:t>
-      </w:r>
-    </w:p>
-    <w:p>
-      <w:pPr>
-        <w:tabs>
-          <w:tab w:val="left" w:pos="2610"/>
-        </w:tabs>
-        <w:spacing w:after="0"/>
-      </w:pPr>
-      <w:r>
-        <w:t xml:space="preserve">0.2 |                                 </w:t>
-      </w:r>
-      <w:r>
-        <w:t xml:space="preserve"> </w:t>
-      </w:r>
-      <w:r>
-        <w:t xml:space="preserve">   </w:t>
-      </w:r>
-      <w:r>
-        <w:t xml:space="preserve"> </w:t>
-      </w:r>
-      <w:r>
-        <w:t xml:space="preserve">  </w:t>
-      </w:r>
-      <w:r>
-        <w:t xml:space="preserve"> </w:t>
-      </w:r>
-      <w:r>
-        <w:t xml:space="preserve"> *</w:t>
-      </w:r>
-    </w:p>
-    <w:p>
-      <w:pPr>
-        <w:tabs>
-          <w:tab w:val="left" w:pos="2610"/>
-        </w:tabs>
-        <w:spacing w:after="0"/>
-        <w:ind w:left="284"/>
-      </w:pPr>
-      <w:r>
-        <w:t xml:space="preserve"> |_____________________________</w:t>
-      </w:r>
-    </w:p>
-    <w:p>
-      <w:pPr>
-        <w:tabs>
-          <w:tab w:val="left" w:pos="2610"/>
-        </w:tabs>
-        <w:spacing w:after="0"/>
-        <w:ind w:left="284"/>
-      </w:pPr>
-      <w:r>
-        <w:t xml:space="preserve">0.2  </w:t>
-      </w:r>
-      <w:r>
-        <w:t xml:space="preserve">  </w:t>
-      </w:r>
-      <w:r>
-        <w:t xml:space="preserve">0.4  </w:t>
-      </w:r>
-      <w:r>
-        <w:t xml:space="preserve">  </w:t>
-      </w:r>
-      <w:r>
-        <w:t xml:space="preserve">0.6  </w:t>
-      </w:r>
-      <w:r>
-        <w:t xml:space="preserve">  </w:t>
-      </w:r>
-      <w:r>
-        <w:t xml:space="preserve">0.8  </w:t>
-      </w:r>
-      <w:r>
-        <w:t xml:space="preserve">  </w:t>
-      </w:r>
-      <w:r>
-        <w:t xml:space="preserve">1.0  </w:t>
-      </w:r>
-      <w:r>
-        <w:t xml:space="preserve">  </w:t>
-      </w:r>
-      <w:r>
-        <w:t xml:space="preserve"> Recall</w:t>
-      </w:r>
-    </w:p>
-    <w:p>
-      <w:pPr>
-        <w:tabs>
-          <w:tab w:val="left" w:pos="2610"/>
-        </w:tabs>
-        <w:spacing w:after="0"/>
-        <w:ind w:left="284"/>
-      </w:pPr>
-    </w:p>
-    <w:p>
-      <w:pPr>
-        <w:tabs>
-          <w:tab w:val="left" w:pos="2610"/>
-        </w:tabs>
-        <w:spacing w:after="0"/>
-      </w:pPr>
-      <w:r>
-        <w:t xml:space="preserve">The area under this curve is called </w:t>
-      </w:r>
-      <w:r>
-        <w:rPr>
-          <w:b/>
-          <w:bCs/>
-        </w:rPr>
-        <w:t>Average Precision (AP)</w:t>
-      </w:r>
-      <w:r>
-        <w:t xml:space="preserve"> or sometimes </w:t>
-      </w:r>
-      <w:r>
-        <w:rPr>
-          <w:b/>
-          <w:bCs/>
-        </w:rPr>
-        <w:t>PR-AUC</w:t>
-      </w:r>
-      <w:r>
-        <w:t>. Higher is better.</w:t>
-      </w:r>
-    </w:p>
-    <w:p>
-      <w:pPr>
-        <w:tabs>
-          <w:tab w:val="left" w:pos="2610"/>
-        </w:tabs>
-        <w:spacing w:after="0"/>
-      </w:pPr>
-    </w:p>
-    <w:p>
-      <w:pPr>
-        <w:tabs>
-          <w:tab w:val="left" w:pos="2610"/>
-        </w:tabs>
-      </w:pPr>
-      <w:r>
-        <w:rPr>
-          <w:b/>
-          <w:bCs/>
-        </w:rPr>
-        <w:t>The ROC Curve and AUC</w:t>
-      </w:r>
-    </w:p>
-    <w:p>
-      <w:pPr>
-        <w:tabs>
-          <w:tab w:val="left" w:pos="2610"/>
-        </w:tabs>
-      </w:pPr>
-      <w:r>
-        <w:t xml:space="preserve">ROC stands for Receiver Operating Characteristic. It comes from radar detection theory in World War II </w:t>
+        <w:t xml:space="preserve">The PR curve is immune to this </w:t>
       </w:r>
       <w:r>
         <w:t>–</w:t>
       </w:r>
       <w:r>
-        <w:t xml:space="preserve"> operators had to decide whether a radar signal indicated an enemy aircraft or noise. Same trade-off, different domain.</w:t>
-      </w:r>
-    </w:p>
-    <w:p>
-      <w:pPr>
-        <w:tabs>
-          <w:tab w:val="left" w:pos="2610"/>
-        </w:tabs>
-      </w:pPr>
-      <w:r>
-        <w:t>The ROC curve plots two different quantities:</w:t>
-      </w:r>
-    </w:p>
-    <w:p>
-      <w:pPr>
-        <w:tabs>
-          <w:tab w:val="left" w:pos="2610"/>
-        </w:tabs>
-      </w:pPr>
-      <w:r>
-        <w:rPr>
-          <w:b/>
-          <w:bCs/>
-        </w:rPr>
-        <w:t>True Positive Rate (TPR)</w:t>
-      </w:r>
-      <w:r>
-        <w:t xml:space="preserve"> </w:t>
+        <w:t xml:space="preserve"> it directly measures what fraction of your alarms are real, which is exactly the clinical question.</w:t>
+      </w:r>
+    </w:p>
+    <w:p>
+      <w:pPr>
+        <w:tabs>
+          <w:tab w:val="left" w:pos="2610"/>
+        </w:tabs>
+      </w:pPr>
+      <w:r>
+        <w:t xml:space="preserve">After scaling up to all 46 records and 108,098 beats, the evaluation revealed something important. The models were calibrated on </w:t>
+      </w:r>
+      <w:r>
+        <w:t>“</w:t>
+      </w:r>
+      <w:r>
+        <w:t>Patient 100's</w:t>
+      </w:r>
+      <w:r>
+        <w:t>”</w:t>
+      </w:r>
+      <w:r>
+        <w:t xml:space="preserve"> 1.5% anomaly rate. The full database has a 30.8% anomaly rate. The model was deliberately conservative </w:t>
       </w:r>
       <w:r>
         <w:t>–</w:t>
       </w:r>
       <w:r>
-        <w:t xml:space="preserve"> same as Recall. How many real anomalies did we catch?</w:t>
-      </w:r>
-    </w:p>
-    <w:p>
-      <w:pPr>
-        <w:tabs>
-          <w:tab w:val="left" w:pos="2610"/>
-        </w:tabs>
-      </w:pPr>
-      <w:r>
-        <w:rPr>
-          <w:b/>
-          <w:bCs/>
-        </w:rPr>
-        <w:t>False Positive Rate (FPR)</w:t>
-      </w:r>
-      <w:r>
-        <w:t xml:space="preserve"> </w:t>
+        <w:t xml:space="preserve"> and on a dataset where some patients are 100% abnormal, that conservatism shows as low recall. This is not a failure of the models. It is an honest finding about what patient-specific calibration means. A threshold that protects against false alarms on one patient may miss real anomalies on another. VitalWatch V2 reveals this boundary clearly </w:t>
       </w:r>
       <w:r>
         <w:t>–</w:t>
       </w:r>
       <w:r>
-        <w:t xml:space="preserve"> out of all the genuinely normal beats, how many did we incorrectly flag?</w:t>
-      </w:r>
-    </w:p>
-    <w:p>
-      <w:pPr>
-        <w:tabs>
-          <w:tab w:val="left" w:pos="2610"/>
-        </w:tabs>
-        <w:spacing w:after="0"/>
-      </w:pPr>
-    </w:p>
-    <w:p>
-      <w:pPr>
-        <w:tabs>
-          <w:tab w:val="left" w:pos="2610"/>
-        </w:tabs>
-      </w:pPr>
-    </w:p>
-    <w:p>
-      <w:pPr>
-        <w:tabs>
-          <w:tab w:val="left" w:pos="2610"/>
-        </w:tabs>
-      </w:pPr>
-    </w:p>
-    <w:p>
-      <w:pPr>
-        <w:tabs>
-          <w:tab w:val="left" w:pos="2610"/>
-        </w:tabs>
-      </w:pPr>
-      <w:r>
-        <w:lastRenderedPageBreak/>
-        <w:t>The result of this looks like this:</w:t>
-      </w:r>
-    </w:p>
-    <w:p>
-      <w:pPr>
-        <w:tabs>
-          <w:tab w:val="left" w:pos="2610"/>
-        </w:tabs>
-        <w:spacing w:after="0"/>
-        <w:ind w:left="284"/>
-      </w:pPr>
-      <w:r>
-        <w:t>TPR</w:t>
-      </w:r>
-    </w:p>
-    <w:p>
-      <w:pPr>
-        <w:tabs>
-          <w:tab w:val="left" w:pos="2610"/>
-        </w:tabs>
-        <w:spacing w:after="0"/>
-        <w:ind w:left="284"/>
-      </w:pPr>
-      <w:r>
-        <w:t xml:space="preserve"> |                  ___________</w:t>
-      </w:r>
-    </w:p>
-    <w:p>
-      <w:pPr>
-        <w:tabs>
-          <w:tab w:val="left" w:pos="2610"/>
-        </w:tabs>
-        <w:spacing w:after="0"/>
-      </w:pPr>
-      <w:r>
-        <w:t>1.0 |            __/</w:t>
-      </w:r>
-    </w:p>
-    <w:p>
-      <w:pPr>
-        <w:tabs>
-          <w:tab w:val="left" w:pos="2610"/>
-        </w:tabs>
-        <w:spacing w:after="0"/>
-        <w:ind w:left="284"/>
-      </w:pPr>
-      <w:r>
-        <w:t xml:space="preserve"> |          /</w:t>
-      </w:r>
-    </w:p>
-    <w:p>
-      <w:pPr>
-        <w:tabs>
-          <w:tab w:val="left" w:pos="2610"/>
-        </w:tabs>
-        <w:spacing w:after="0"/>
-      </w:pPr>
-      <w:r>
-        <w:t>0.8 |        /</w:t>
-      </w:r>
-    </w:p>
-    <w:p>
-      <w:pPr>
-        <w:tabs>
-          <w:tab w:val="left" w:pos="2610"/>
-        </w:tabs>
-        <w:spacing w:after="0"/>
-        <w:ind w:left="284"/>
-      </w:pPr>
-      <w:r>
-        <w:t xml:space="preserve"> |      /</w:t>
-      </w:r>
-    </w:p>
-    <w:p>
-      <w:pPr>
-        <w:tabs>
-          <w:tab w:val="left" w:pos="2610"/>
-        </w:tabs>
-        <w:spacing w:after="0"/>
-      </w:pPr>
-      <w:r>
-        <w:t>0.6 |    /</w:t>
-      </w:r>
-    </w:p>
-    <w:p>
-      <w:pPr>
-        <w:tabs>
-          <w:tab w:val="left" w:pos="2610"/>
-        </w:tabs>
-        <w:spacing w:after="0"/>
-        <w:ind w:left="284"/>
-      </w:pPr>
-      <w:r>
-        <w:t xml:space="preserve"> |  /</w:t>
-      </w:r>
-    </w:p>
-    <w:p>
-      <w:pPr>
-        <w:tabs>
-          <w:tab w:val="left" w:pos="2610"/>
-        </w:tabs>
-        <w:spacing w:after="0"/>
-      </w:pPr>
-      <w:r>
-        <w:t>0.4 |/     &lt;- random model (diagonal line)</w:t>
-      </w:r>
-    </w:p>
-    <w:p>
-      <w:pPr>
-        <w:tabs>
-          <w:tab w:val="left" w:pos="2610"/>
-        </w:tabs>
-        <w:spacing w:after="0"/>
-        <w:ind w:left="284"/>
-      </w:pPr>
-      <w:r>
-        <w:t xml:space="preserve"> |</w:t>
-      </w:r>
-    </w:p>
-    <w:p>
-      <w:pPr>
-        <w:tabs>
-          <w:tab w:val="left" w:pos="2610"/>
-        </w:tabs>
-        <w:spacing w:after="0"/>
-      </w:pPr>
-      <w:r>
-        <w:t>0.2 |</w:t>
-      </w:r>
-    </w:p>
-    <w:p>
-      <w:pPr>
-        <w:tabs>
-          <w:tab w:val="left" w:pos="2610"/>
-        </w:tabs>
-        <w:spacing w:after="0"/>
-        <w:ind w:left="284"/>
-      </w:pPr>
-      <w:r>
-        <w:t xml:space="preserve"> |_________________________________</w:t>
-      </w:r>
-    </w:p>
-    <w:p>
-      <w:pPr>
-        <w:tabs>
-          <w:tab w:val="left" w:pos="2610"/>
-        </w:tabs>
-        <w:spacing w:after="0"/>
-      </w:pPr>
-      <w:r>
-        <w:t xml:space="preserve">       0.0    0.2    0.4    0.6    0.8    1.0    FPR</w:t>
-      </w:r>
-    </w:p>
-    <w:p>
-      <w:pPr>
-        <w:tabs>
-          <w:tab w:val="left" w:pos="2610"/>
-        </w:tabs>
-        <w:spacing w:after="0"/>
-      </w:pPr>
-    </w:p>
-    <w:p>
-      <w:pPr>
-        <w:tabs>
-          <w:tab w:val="left" w:pos="2610"/>
-        </w:tabs>
-      </w:pPr>
-      <w:r>
-        <w:t xml:space="preserve">AUC has a beautiful probabilistic interpretation </w:t>
-      </w:r>
-      <w:r>
-        <w:t>–</w:t>
-      </w:r>
-      <w:r>
-        <w:t xml:space="preserve"> it is the probability that the model will rank a randomly chosen anomalous beat higher than a randomly chosen normal beat. An AUC of 0.85 means if you pick one random abnormal beat and one random normal beat, 85% of the time the model scores the abnormal one as more suspicious.</w:t>
-      </w:r>
-    </w:p>
-    <w:p>
-      <w:pPr>
-        <w:tabs>
-          <w:tab w:val="left" w:pos="2610"/>
-        </w:tabs>
-        <w:rPr>
-          <w:rStyle w:val="IntenseEmphasis"/>
-        </w:rPr>
-      </w:pPr>
-      <w:r>
-        <w:rPr>
-          <w:rStyle w:val="IntenseEmphasis"/>
-        </w:rPr>
-        <w:t>What does this graph tell us anyway?</w:t>
-      </w:r>
-    </w:p>
-    <w:p>
-      <w:pPr>
-        <w:pStyle w:val="ListParagraph"/>
-      </w:pPr>
-      <w:r>
-        <w:t xml:space="preserve">The diagonal line represents a random model </w:t>
-      </w:r>
-      <w:r>
-        <w:t>–</w:t>
-      </w:r>
-      <w:r>
-        <w:t xml:space="preserve"> </w:t>
-      </w:r>
-      <w:r>
-        <w:t>i</w:t>
-      </w:r>
-      <w:r>
-        <w:t>t has a 50/50 chance of being right, same as a coin flip. Any curve above the diagonal means the model is doing better than random.</w:t>
-      </w:r>
-    </w:p>
-    <w:p>
-      <w:pPr>
-        <w:tabs>
-          <w:tab w:val="left" w:pos="2610"/>
-        </w:tabs>
-        <w:rPr>
-          <w:rStyle w:val="IntenseEmphasis"/>
-        </w:rPr>
-      </w:pPr>
-      <w:r>
-        <w:rPr>
-          <w:rStyle w:val="IntenseEmphasis"/>
-        </w:rPr>
-        <w:t>When to use which?</w:t>
-      </w:r>
-    </w:p>
-    <w:p>
-      <w:pPr>
-        <w:pStyle w:val="ListParagraph"/>
-      </w:pPr>
-      <w:r>
-        <w:t xml:space="preserve">Both measure the same thing from different angles. For imbalanced data </w:t>
-      </w:r>
-      <w:r>
-        <w:t>–</w:t>
-      </w:r>
-      <w:r>
-        <w:t xml:space="preserve"> which is exactly our situation </w:t>
-      </w:r>
-      <w:r>
-        <w:t>–</w:t>
-      </w:r>
-      <w:r>
-        <w:t xml:space="preserve"> the PR curve is more informative.</w:t>
-      </w:r>
-    </w:p>
-    <w:p>
-      <w:pPr>
-        <w:pStyle w:val="ListParagraph"/>
-      </w:pPr>
-      <w:r>
-        <w:t>Here is why. ROC-AUC can look artificially good on imbalanced data. If your dataset has 99% normal and 1% abnormal, a model that flags everything would have a high TN count which keeps FPR low even when FP is large. The ROC curve would look decent even though the model is producing hundreds of false alarms.</w:t>
-      </w:r>
-    </w:p>
-    <w:p>
-      <w:pPr>
-        <w:pStyle w:val="ListParagraph"/>
-      </w:pPr>
-      <w:r>
-        <w:t xml:space="preserve">The PR curve is immune to this </w:t>
-      </w:r>
-      <w:r>
-        <w:t>–</w:t>
-      </w:r>
-      <w:r>
-        <w:t xml:space="preserve"> it directly measures what fraction of your alarms are real, which is exactly the clinical question.</w:t>
-      </w:r>
-    </w:p>
-    <w:p>
-      <w:pPr>
-        <w:tabs>
-          <w:tab w:val="left" w:pos="2610"/>
-        </w:tabs>
-      </w:pPr>
-      <w:r>
-        <w:t xml:space="preserve">After scaling up to all 46 records and 108,098 beats, the evaluation revealed something important. The models were calibrated on </w:t>
-      </w:r>
-      <w:r>
-        <w:t>“</w:t>
-      </w:r>
-      <w:r>
-        <w:t>Patient 100's</w:t>
-      </w:r>
-      <w:r>
-        <w:t>”</w:t>
-      </w:r>
-      <w:r>
-        <w:t xml:space="preserve"> 1.5% anomaly rate. The full database has a 30.8% anomaly rate. The model was deliberately conservative </w:t>
-      </w:r>
-      <w:r>
-        <w:t>–</w:t>
-      </w:r>
-      <w:r>
-        <w:t xml:space="preserve"> and on a dataset where some patients are 100% abnormal, that conservatism shows as low recall. This is not a failure of the models. It is an honest finding about what patient-specific calibration means. A threshold that protects against false alarms on one patient may miss real anomalies on another. VitalWatch V2 reveals this boundary clearly </w:t>
-      </w:r>
-      <w:r>
-        <w:t>–</w:t>
-      </w:r>
-      <w:r>
         <w:t xml:space="preserve"> and in doing so, defines exactly what V3 needs to solve.</w:t>
       </w:r>
     </w:p>
@@ -8521,22 +8111,7 @@
           <w:tab w:val="left" w:pos="2610"/>
         </w:tabs>
       </w:pPr>
-    </w:p>
-    <w:p>
-      <w:pPr>
-        <w:tabs>
-          <w:tab w:val="left" w:pos="2610"/>
-        </w:tabs>
-      </w:pPr>
-    </w:p>
-    <w:p>
-      <w:pPr>
-        <w:tabs>
-          <w:tab w:val="left" w:pos="2610"/>
-        </w:tabs>
-      </w:pPr>
-      <w:r>
-        <w:lastRenderedPageBreak/>
+      <w:r>
         <w:t>A solid outcome from the notebook and an input to the paper:</w:t>
       </w:r>
     </w:p>
@@ -8628,15 +8203,7 @@
         <w:t>–</w:t>
       </w:r>
       <w:r>
-        <w:t xml:space="preserve"> which is </w:t>
-      </w:r>
-      <w:proofErr w:type="spellStart"/>
-      <w:r>
-        <w:t>VitalWatch's</w:t>
-      </w:r>
-      <w:proofErr w:type="spellEnd"/>
-      <w:r>
-        <w:t xml:space="preserve"> clinical scenario </w:t>
+        <w:t xml:space="preserve"> which is VitalWatch's clinical scenario </w:t>
       </w:r>
       <w:r>
         <w:t>–</w:t>
@@ -8683,7 +8250,15 @@
           <w:tab w:val="left" w:pos="2610"/>
         </w:tabs>
       </w:pPr>
-      <w:r>
+    </w:p>
+    <w:p>
+      <w:pPr>
+        <w:tabs>
+          <w:tab w:val="left" w:pos="2610"/>
+        </w:tabs>
+      </w:pPr>
+      <w:r>
+        <w:lastRenderedPageBreak/>
         <w:t>Key Findings:</w:t>
       </w:r>
     </w:p>
@@ -8774,7 +8349,6 @@
         </w:tabs>
       </w:pPr>
       <w:r>
-        <w:lastRenderedPageBreak/>
         <w:t>Next thing would be to compare this output generated from our models with one of the standard baseline references to see how our models stood out.</w:t>
       </w:r>
     </w:p>
@@ -8799,15 +8373,7 @@
         <w:pStyle w:val="ListParagraph"/>
       </w:pPr>
       <w:r>
-        <w:t xml:space="preserve">After googling around and diving deeper into the topic of signal processing especially in the field of healthcare (ECG for now), Pan-Tompkins is a classical signal processing algorithm which was published by </w:t>
-      </w:r>
-      <w:proofErr w:type="spellStart"/>
-      <w:r>
-        <w:t>Jiapu</w:t>
-      </w:r>
-      <w:proofErr w:type="spellEnd"/>
-      <w:r>
-        <w:t xml:space="preserve"> Pan and Willis Tompkins. This model detects R-peaks in ECG using bandpass filtering and adaptive thresholding. And to my surprise, this was published back in 1985! It has been the standard ECG processing benchmark till date and is mostly cited </w:t>
+        <w:t xml:space="preserve">After googling around and diving deeper into the topic of signal processing especially in the field of healthcare (ECG for now), Pan-Tompkins is a classical signal processing algorithm which was published by Jiapu Pan and Willis Tompkins. This model detects R-peaks in ECG using bandpass filtering and adaptive thresholding. And to my surprise, this was published back in 1985! It has been the standard ECG processing benchmark till date and is mostly cited </w:t>
       </w:r>
       <w:r>
         <w:t>in about hundreds of publications.</w:t>
@@ -8839,10 +8405,7 @@
     </w:p>
     <w:p>
       <w:r>
-        <w:t>After running the baseline model, the</w:t>
-      </w:r>
-      <w:r>
-        <w:t xml:space="preserve"> results delivered something I did not expect</w:t>
+        <w:t>After running the baseline model, the results delivered something I did not expect</w:t>
       </w:r>
     </w:p>
     <w:p>
@@ -8897,24 +8460,12 @@
     </w:p>
     <w:p>
       <w:r>
-        <w:t xml:space="preserve">This is the paper's core claim </w:t>
-      </w:r>
-      <w:r>
-        <w:t>–</w:t>
-      </w:r>
-      <w:r>
-        <w:t xml:space="preserve"> an unsupervised ML model trained with zero labelled data matches and exceeds a rule-based clinical algorithm that has been the field standard for 40 years.</w:t>
-      </w:r>
-    </w:p>
-    <w:p>
-      <w:r>
-        <w:t xml:space="preserve">But the per-record breakdown tells an even more interesting story. Pan-Tompkins works well when anomalies are extreme </w:t>
-      </w:r>
-      <w:r>
-        <w:t>–</w:t>
-      </w:r>
-      <w:r>
-        <w:t xml:space="preserve"> records 106, 119, 200, 208 show F1 scores of </w:t>
+        <w:t>This is the paper's core claim – an unsupervised ML model trained with zero labelled data matches and exceeds a rule-based clinical algorithm that has been the field standard for 40 years.</w:t>
+      </w:r>
+    </w:p>
+    <w:p>
+      <w:r>
+        <w:t xml:space="preserve">But the per-record breakdown tells an even more interesting story. Pan-Tompkins works well when anomalies are extreme – records 106, 119, 200, 208 show F1 scores of </w:t>
       </w:r>
       <w:r>
         <w:rPr>
@@ -8924,19 +8475,7 @@
         <w:t>0.68–0.74</w:t>
       </w:r>
       <w:r>
-        <w:t xml:space="preserve">. These are records with severe rhythm deviations that any RR threshold would catch. But on subtle anomalies </w:t>
-      </w:r>
-      <w:r>
-        <w:t>–</w:t>
-      </w:r>
-      <w:r>
-        <w:t xml:space="preserve"> records 100, 101, 112 </w:t>
-      </w:r>
-      <w:r>
-        <w:t>–</w:t>
-      </w:r>
-      <w:r>
-        <w:t xml:space="preserve"> Pan-Tompkins returns F1=0.000. It misses them entirely because the RR intervals are within the normal range. VitalWatch catches them because it learned the pattern, not just the threshold.</w:t>
+        <w:t>. These are records with severe rhythm deviations that any RR threshold would catch. But on subtle anomalies – records 100, 101, 112 – Pan-Tompkins returns F1=0.000. It misses them entirely because the RR intervals are within the normal range. VitalWatch catches them because it learned the pattern, not just the threshold.</w:t>
       </w:r>
     </w:p>
     <w:p>
@@ -8945,61 +8484,359 @@
           <w:i/>
           <w:iCs/>
         </w:rPr>
-        <w:t xml:space="preserve">Record 113 is the most alarming. Pan-Tompkins flagged 1,626 beats out of 1,795 total as anomalous. Only 5 were real. Precision of 0.002. That is not a monitoring system </w:t>
-      </w:r>
-      <w:r>
-        <w:rPr>
-          <w:i/>
-          <w:iCs/>
+        <w:lastRenderedPageBreak/>
+        <w:t>Record 113 is the most alarming. Pan-Tompkins flagged 1,626 beats out of 1,795 total as anomalous. Only 5 were real. Precision of 0.002. That is not a monitoring system – that is noise. VitalWatch on the same record is significantly more precise</w:t>
+      </w:r>
+      <w:r>
+        <w:t>.</w:t>
+      </w:r>
+    </w:p>
+    <w:p>
+      <w:r>
+        <w:t xml:space="preserve">The conclusion is clear. </w:t>
+      </w:r>
+      <w:r>
+        <w:rPr>
+          <w:b/>
+          <w:bCs/>
+        </w:rPr>
+        <w:t>Fixed threshold methods like Pan-Tompkins are strong on extreme cases</w:t>
+      </w:r>
+      <w:r>
+        <w:t xml:space="preserve"> but blind to subtlety and </w:t>
+      </w:r>
+      <w:r>
+        <w:rPr>
+          <w:b/>
+          <w:bCs/>
+        </w:rPr>
+        <w:t>prone to catastrophic false alarms</w:t>
+      </w:r>
+      <w:r>
+        <w:t xml:space="preserve"> on certain patient profiles. Learned unsupervised models are more balanced across the full spectrum of cardiac presentations.</w:t>
+      </w:r>
+    </w:p>
+    <w:p>
+      <w:pPr>
+        <w:tabs>
+          <w:tab w:val="left" w:pos="2610"/>
+        </w:tabs>
+      </w:pPr>
+      <w:r>
+        <w:t>===================================================================================</w:t>
+      </w:r>
+    </w:p>
+    <w:p>
+      <w:pPr>
+        <w:tabs>
+          <w:tab w:val="left" w:pos="2610"/>
+        </w:tabs>
+      </w:pPr>
+      <w:r>
+        <w:rPr>
+          <w:b/>
+          <w:bCs/>
+        </w:rPr>
+        <w:t xml:space="preserve">Version 4 </w:t>
+      </w:r>
+      <w:r>
+        <w:rPr>
+          <w:b/>
+          <w:bCs/>
         </w:rPr>
         <w:t>–</w:t>
       </w:r>
       <w:r>
         <w:rPr>
-          <w:i/>
-          <w:iCs/>
-        </w:rPr>
-        <w:t xml:space="preserve"> that is noise. VitalWatch on the same record is significantly more precise</w:t>
-      </w:r>
-      <w:r>
-        <w:t>.</w:t>
-      </w:r>
-    </w:p>
-    <w:p>
-      <w:r>
-        <w:t xml:space="preserve">The conclusion is clear. </w:t>
-      </w:r>
-      <w:r>
-        <w:rPr>
-          <w:b/>
-          <w:bCs/>
-        </w:rPr>
-        <w:t>Fixed threshold methods like Pan-Tompkins are strong on extreme cases</w:t>
-      </w:r>
-      <w:r>
-        <w:t xml:space="preserve"> but blind to subtlety and </w:t>
-      </w:r>
-      <w:r>
-        <w:rPr>
-          <w:b/>
-          <w:bCs/>
-        </w:rPr>
-        <w:t>prone to catastrophic false alarms</w:t>
-      </w:r>
-      <w:r>
-        <w:t xml:space="preserve"> on certain patient profiles. Learned unsupervised models are more balanced across the full spectrum of cardiac presentations.</w:t>
-      </w:r>
-    </w:p>
-    <w:p>
-      <w:pPr>
-        <w:tabs>
-          <w:tab w:val="left" w:pos="2610"/>
-        </w:tabs>
-      </w:pPr>
+          <w:b/>
+          <w:bCs/>
+        </w:rPr>
+        <w:t xml:space="preserve"> Three Phases, High Impact</w:t>
+      </w:r>
+    </w:p>
+    <w:p>
+      <w:pPr>
+        <w:tabs>
+          <w:tab w:val="left" w:pos="2610"/>
+        </w:tabs>
+      </w:pPr>
+      <w:r>
+        <w:rPr>
+          <w:b/>
+          <w:bCs/>
+        </w:rPr>
+        <w:t>Phase 1: Fix the LSTM (Signal Dilution Solution)</w:t>
+      </w:r>
+    </w:p>
+    <w:p>
+      <w:pPr>
+        <w:tabs>
+          <w:tab w:val="left" w:pos="2610"/>
+        </w:tabs>
+      </w:pPr>
+      <w:r>
+        <w:t xml:space="preserve">You already identified this problem in your journal. Now solve it. Replace sequence-mean reconstruction error with window-level maximum error as the anomaly score. The learning journey here is rich </w:t>
+      </w:r>
+      <w:r>
+        <w:t>–</w:t>
+      </w:r>
+      <w:r>
+        <w:t xml:space="preserve">you'll encounter the precision/recall tradeoff in a new way, understand why aggregation functions matter in sequence models, and document what happens to the LSTM's recall when you stop letting normal beats "vote down" the anomalous one. This is the most directly publishable addition because you diagnosed the problem yourself and now you're showing the cure. That narrative </w:t>
+      </w:r>
+      <w:r>
+        <w:t>–</w:t>
+      </w:r>
+      <w:r>
+        <w:t xml:space="preserve">identify, hypothesise, fix, measure </w:t>
+      </w:r>
+      <w:r>
+        <w:t>–</w:t>
+      </w:r>
+      <w:r>
+        <w:t>is exactly what reviewers want to see.</w:t>
+      </w:r>
+    </w:p>
+    <w:p>
+      <w:pPr>
+        <w:tabs>
+          <w:tab w:val="left" w:pos="2610"/>
+        </w:tabs>
+      </w:pPr>
+      <w:r>
+        <w:rPr>
+          <w:b/>
+          <w:bCs/>
+        </w:rPr>
+        <w:t>Phase 2: Adaptive Thresholding</w:t>
+      </w:r>
+    </w:p>
+    <w:p>
+      <w:pPr>
+        <w:tabs>
+          <w:tab w:val="left" w:pos="2610"/>
+        </w:tabs>
+      </w:pPr>
+      <w:r>
+        <w:t xml:space="preserve">This directly addresses the biggest weakness in the current paper </w:t>
+      </w:r>
+      <w:r>
+        <w:t>–</w:t>
+      </w:r>
+      <w:r>
+        <w:t>the contamination prior mismatch. The idea is simple: instead of fixing contamination at 1.5% forever, estimate it from a short calibration window of incoming patient data before running inference. You'd learn about distribution shift, online learning concepts, and why models deployed in the wild degrade. Practically, implement a sliding-window contamination estimator that adjusts the Isolation Forest threshold based on the first N beats of a new patient. Then measure how much recall improves on the high-anomaly records that currently score poorly. This single addition would address the most common likely reviewer objection.</w:t>
+      </w:r>
+    </w:p>
+    <w:p>
+      <w:pPr>
+        <w:tabs>
+          <w:tab w:val="left" w:pos="2610"/>
+        </w:tabs>
+      </w:pPr>
+      <w:r>
+        <w:rPr>
+          <w:b/>
+          <w:bCs/>
+        </w:rPr>
+        <w:t>Phase 3: One Modern Baseline</w:t>
+      </w:r>
+    </w:p>
+    <w:p>
+      <w:pPr>
+        <w:tabs>
+          <w:tab w:val="left" w:pos="2610"/>
+        </w:tabs>
+      </w:pPr>
+      <w:r>
+        <w:t xml:space="preserve">Add OCSVM </w:t>
+      </w:r>
+      <w:r>
+        <w:t>–</w:t>
+      </w:r>
+      <w:r>
+        <w:t xml:space="preserve"> One-Class Support Vector Machine </w:t>
+      </w:r>
+      <w:r>
+        <w:t>–</w:t>
+      </w:r>
+      <w:r>
+        <w:t xml:space="preserve">as a comparison. It's from 2001 so it's not cutting-edge, but it's the standard unsupervised anomaly detection baseline in medical literature and far more recent than Pan-Tompkins 1985. It also introduces you to kernel methods, the concept of a decision boundary in feature space, and why support vectors behave differently from tree-based methods on imbalanced data. The learning documentation writes itself </w:t>
+      </w:r>
+      <w:r>
+        <w:t>–</w:t>
+      </w:r>
+      <w:r>
+        <w:t>you'll have a clear "why OCSVM and not something else" narrative, and the comparison table in the paper gains a legitimate third point of reference.</w:t>
+      </w:r>
+    </w:p>
+    <w:p>
+      <w:pPr>
+        <w:tabs>
+          <w:tab w:val="left" w:pos="2610"/>
+        </w:tabs>
+        <w:rPr>
+          <w:b/>
+          <w:bCs/>
+        </w:rPr>
+      </w:pPr>
+      <w:r>
+        <w:rPr>
+          <w:b/>
+          <w:bCs/>
+        </w:rPr>
+        <w:t>Bonus if you have time</w:t>
+      </w:r>
+      <w:r>
+        <w:rPr>
+          <w:b/>
+          <w:bCs/>
+        </w:rPr>
+        <w:t>–</w:t>
+      </w:r>
+      <w:r>
+        <w:rPr>
+          <w:b/>
+          <w:bCs/>
+        </w:rPr>
+        <w:t>not essential but strong</w:t>
+      </w:r>
+    </w:p>
+    <w:p>
+      <w:pPr>
+        <w:tabs>
+          <w:tab w:val="left" w:pos="2610"/>
+        </w:tabs>
+      </w:pPr>
+      <w:r>
+        <w:t xml:space="preserve">SHAP values for the Autoencoder. You already used SHAP in your Titanic project, so you know the concept. Applying it here would let you say: "when VitalWatch flags a beat, here is which of the 6 features drove that decision." That's the explainability gap you identified in the journal </w:t>
+      </w:r>
+      <w:r>
+        <w:t>–</w:t>
+      </w:r>
+      <w:r>
+        <w:t>the clinical defensibility problem. It would also directly connect your two projects on your CV in a compelling way.</w:t>
+      </w:r>
+    </w:p>
+    <w:p>
+      <w:pPr>
+        <w:tabs>
+          <w:tab w:val="left" w:pos="2610"/>
+        </w:tabs>
+      </w:pPr>
+      <w:r>
+        <w:t>===================================================================================</w:t>
+      </w:r>
+    </w:p>
+    <w:p>
+      <w:pPr>
+        <w:tabs>
+          <w:tab w:val="left" w:pos="2610"/>
+        </w:tabs>
+      </w:pPr>
+    </w:p>
+    <w:p>
+      <w:pPr>
+        <w:tabs>
+          <w:tab w:val="left" w:pos="2610"/>
+        </w:tabs>
+      </w:pPr>
+    </w:p>
+    <w:p>
+      <w:pPr>
+        <w:tabs>
+          <w:tab w:val="left" w:pos="2610"/>
+        </w:tabs>
+      </w:pPr>
+      <w:r>
+        <w:lastRenderedPageBreak/>
+        <w:t xml:space="preserve">Let’s move ahead to a newer version i.e., Version 5 and Phase 12 of this project. I’m trying to now explore the new face of Deep learning which is Convolutional </w:t>
+      </w:r>
+      <w:r>
+        <w:t>Neural Networks (CNN). To give an idea about CNN, let’s roll back to our AutoEncoder model. The feedforward AutoEncoder processes all 6 features as a flat vector. Meaning, the model sees each beat as 6 independent numbers with no awareness of local relationships between them. They’re just treated like plain figures with no weights.</w:t>
+      </w:r>
+    </w:p>
+    <w:p>
+      <w:pPr>
+        <w:tabs>
+          <w:tab w:val="left" w:pos="2610"/>
+        </w:tabs>
+      </w:pPr>
+      <w:r>
+        <w:t xml:space="preserve">For a variation in the approach for this process, a 1D CNN can be implied here. Reason being very simple, 1D CNN treats  the 6 features as a sequence with spatial structure. The convolutional filters slide across the feature sequence and learn local patterns which literally means building a relationship with adjacent features and they are not limited to how many such adjacent features they can bond with. If I have to explain in ECG terms, this means the model can learn that a simultaneously short RR interval &amp; large rr_diff &amp; low relative_rr is a specific morphological signature of a Premature Ventricular Contraction – not just 3 independent unusual numbers.The reconstruction principle for error is identical to AutoEncoder. Only the internal architecture changes. </w:t>
+      </w:r>
+    </w:p>
+    <w:p>
+      <w:pPr>
+        <w:tabs>
+          <w:tab w:val="left" w:pos="2610"/>
+        </w:tabs>
+      </w:pPr>
+      <w:r>
+        <w:t>So then what’s new on the code now?</w:t>
+      </w:r>
+    </w:p>
+    <w:p>
+      <w:pPr>
+        <w:tabs>
+          <w:tab w:val="left" w:pos="2610"/>
+        </w:tabs>
+      </w:pPr>
+      <w:r>
+        <w:t>We introduce Conv1D – 1D convolutional layer. Slides a learnable filter across the input sequence detecting local patterns.</w:t>
+      </w:r>
+    </w:p>
+    <w:p>
+      <w:pPr>
+        <w:tabs>
+          <w:tab w:val="left" w:pos="2610"/>
+        </w:tabs>
+      </w:pPr>
+      <w:r>
+        <w:t>Conv1DTranspose – transposed convolution. The decoder mirror of Conv1D.</w:t>
+      </w:r>
+    </w:p>
+    <w:p>
+      <w:pPr>
+        <w:tabs>
+          <w:tab w:val="left" w:pos="2610"/>
+        </w:tabs>
+      </w:pPr>
+      <w:r>
+        <w:t>MaxPooling1D – reduces the sequence length by taking the maximum value in each window. Compresses the representation in the encoder.</w:t>
+      </w:r>
+    </w:p>
+    <w:p>
+      <w:pPr>
+        <w:tabs>
+          <w:tab w:val="left" w:pos="2610"/>
+        </w:tabs>
+      </w:pPr>
+      <w:r>
+        <w:t>UpSampling1D – increases the sequence length by repeating values. Expands the representation in the decoder.</w:t>
+      </w:r>
+    </w:p>
+    <w:p>
+      <w:pPr>
+        <w:tabs>
+          <w:tab w:val="left" w:pos="2610"/>
+        </w:tabs>
+      </w:pPr>
+      <w:r>
+        <w:t>BatchNormalization – normalizes the output of each layer during training. Stabilizes training and often improves performance significantly.</w:t>
+      </w:r>
+    </w:p>
+    <w:p>
+      <w:pPr>
+        <w:tabs>
+          <w:tab w:val="left" w:pos="2610"/>
+        </w:tabs>
+      </w:pPr>
+      <w:r>
+        <w:t>Reshape – needed to convert between flat vectors and sequences that Conv1D expects.</w:t>
+      </w:r>
     </w:p>
     <w:sectPr>
       <w:pgSz w:w="11906" w:h="16838"/>
-      <w:pgMar w:top="568" w:right="1440" w:bottom="1560" w:left="1276" w:header="708" w:footer="708" w:gutter="0"/>
+      <w:pgMar w:top="568" w:right="1440" w:bottom="993" w:left="1276" w:header="708" w:footer="708" w:gutter="0"/>
       <w:cols w:space="708"/>
       <w:docGrid w:linePitch="360"/>
     </w:sectPr>
@@ -9008,7 +8845,7 @@
 </file>
 
 <file path=word/endnotes.xml><?xml version="1.0" encoding="utf-8"?>
-<w:endnotes xmlns:wpc="http://schemas.microsoft.com/office/word/2010/wordprocessingCanvas" xmlns:cx="http://schemas.microsoft.com/office/drawing/2014/chartex" xmlns:cx1="http://schemas.microsoft.com/office/drawing/2015/9/8/chartex" xmlns:cx2="http://schemas.microsoft.com/office/drawing/2015/10/21/chartex" xmlns:cx3="http://schemas.microsoft.com/office/drawing/2016/5/9/chartex" xmlns:cx4="http://schemas.microsoft.com/office/drawing/2016/5/10/chartex" xmlns:cx5="http://schemas.microsoft.com/office/drawing/2016/5/11/chartex" xmlns:cx6="http://schemas.microsoft.com/office/drawing/2016/5/12/chartex" xmlns:cx7="http://schemas.microsoft.com/office/drawing/2016/5/13/chartex" xmlns:cx8="http://schemas.microsoft.com/office/drawing/2016/5/14/chartex" xmlns:mc="http://schemas.openxmlformats.org/markup-compatibility/2006" xmlns:aink="http://schemas.microsoft.com/office/drawing/2016/ink" xmlns:am3d="http://schemas.microsoft.com/office/drawing/2017/model3d" xmlns:o="urn:schemas-microsoft-com:office:office" xmlns:oel="http://schemas.microsoft.com/office/2019/extlst" xmlns:r="http://schemas.openxmlformats.org/officeDocument/2006/relationships" xmlns:m="http://schemas.openxmlformats.org/officeDocument/2006/math" xmlns:v="urn:schemas-microsoft-com:vml" xmlns:wp14="http://schemas.microsoft.com/office/word/2010/wordprocessingDrawing" xmlns:wp="http://schemas.openxmlformats.org/drawingml/2006/wordprocessingDrawing" xmlns:w10="urn:schemas-microsoft-com:office:word" xmlns:w="http://schemas.openxmlformats.org/wordprocessingml/2006/main" xmlns:w14="http://schemas.microsoft.com/office/word/2010/wordml" xmlns:w15="http://schemas.microsoft.com/office/word/2012/wordml" xmlns:w16cex="http://schemas.microsoft.com/office/word/2018/wordml/cex" xmlns:w16cid="http://schemas.microsoft.com/office/word/2016/wordml/cid" xmlns:w16="http://schemas.microsoft.com/office/word/2018/wordml" xmlns:w16du="http://schemas.microsoft.com/office/word/2023/wordml/word16du" xmlns:w16sdtdh="http://schemas.microsoft.com/office/word/2020/wordml/sdtdatahash" xmlns:w16sdtfl="http://schemas.microsoft.com/office/word/2024/wordml/sdtformatlock" xmlns:w16se="http://schemas.microsoft.com/office/word/2015/wordml/symex" xmlns:wpg="http://schemas.microsoft.com/office/word/2010/wordprocessingGroup" xmlns:wpi="http://schemas.microsoft.com/office/word/2010/wordprocessingInk" xmlns:wne="http://schemas.microsoft.com/office/word/2006/wordml" xmlns:wps="http://schemas.microsoft.com/office/word/2010/wordprocessingShape" mc:Ignorable="w14 w15 w16se w16cid w16 w16cex w16sdtdh w16sdtfl w16du wp14">
+<w:endnotes xmlns:wpc="http://schemas.microsoft.com/office/word/2010/wordprocessingCanvas" xmlns:cx="http://schemas.microsoft.com/office/drawing/2014/chartex" xmlns:cx1="http://schemas.microsoft.com/office/drawing/2015/9/8/chartex" xmlns:cx2="http://schemas.microsoft.com/office/drawing/2015/10/21/chartex" xmlns:cx3="http://schemas.microsoft.com/office/drawing/2016/5/9/chartex" xmlns:cx4="http://schemas.microsoft.com/office/drawing/2016/5/10/chartex" xmlns:cx5="http://schemas.microsoft.com/office/drawing/2016/5/11/chartex" xmlns:cx6="http://schemas.microsoft.com/office/drawing/2016/5/12/chartex" xmlns:cx7="http://schemas.microsoft.com/office/drawing/2016/5/13/chartex" xmlns:cx8="http://schemas.microsoft.com/office/drawing/2016/5/14/chartex" xmlns:mc="http://schemas.openxmlformats.org/markup-compatibility/2006" xmlns:aink="http://schemas.microsoft.com/office/drawing/2016/ink" xmlns:am3d="http://schemas.microsoft.com/office/drawing/2017/model3d" xmlns:o="urn:schemas-microsoft-com:office:office" xmlns:oel="http://schemas.microsoft.com/office/2019/extlst" xmlns:r="http://schemas.openxmlformats.org/officeDocument/2006/relationships" xmlns:m="http://schemas.openxmlformats.org/officeDocument/2006/math" xmlns:v="urn:schemas-microsoft-com:vml" xmlns:wp14="http://schemas.microsoft.com/office/word/2010/wordprocessingDrawing" xmlns:wp="http://schemas.openxmlformats.org/drawingml/2006/wordprocessingDrawing" xmlns:w10="urn:schemas-microsoft-com:office:word" xmlns:w="http://schemas.openxmlformats.org/wordprocessingml/2006/main" xmlns:w14="http://schemas.microsoft.com/office/word/2010/wordml" xmlns:w15="http://schemas.microsoft.com/office/word/2012/wordml" xmlns:w16cei="http://schemas.microsoft.com/office/word/2026/wordml/cei" xmlns:w16cex="http://schemas.microsoft.com/office/word/2018/wordml/cex" xmlns:w16cid="http://schemas.microsoft.com/office/word/2016/wordml/cid" xmlns:w16="http://schemas.microsoft.com/office/word/2018/wordml" xmlns:w16du="http://schemas.microsoft.com/office/word/2023/wordml/word16du" xmlns:w16sdtdh="http://schemas.microsoft.com/office/word/2020/wordml/sdtdatahash" xmlns:w16sdtfl="http://schemas.microsoft.com/office/word/2024/wordml/sdtformatlock" xmlns:w16se="http://schemas.microsoft.com/office/word/2015/wordml/symex" xmlns:wpg="http://schemas.microsoft.com/office/word/2010/wordprocessingGroup" xmlns:wpi="http://schemas.microsoft.com/office/word/2010/wordprocessingInk" xmlns:wne="http://schemas.microsoft.com/office/word/2006/wordml" xmlns:wps="http://schemas.microsoft.com/office/word/2010/wordprocessingShape" mc:Ignorable="w14 w15 w16se w16cid w16 w16cex w16sdtdh w16sdtfl w16du wp14">
   <w:endnote w:type="separator" w:id="-1">
     <w:p>
       <w:pPr>
@@ -9033,7 +8870,7 @@
 </file>
 
 <file path=word/footnotes.xml><?xml version="1.0" encoding="utf-8"?>
-<w:footnotes xmlns:wpc="http://schemas.microsoft.com/office/word/2010/wordprocessingCanvas" xmlns:cx="http://schemas.microsoft.com/office/drawing/2014/chartex" xmlns:cx1="http://schemas.microsoft.com/office/drawing/2015/9/8/chartex" xmlns:cx2="http://schemas.microsoft.com/office/drawing/2015/10/21/chartex" xmlns:cx3="http://schemas.microsoft.com/office/drawing/2016/5/9/chartex" xmlns:cx4="http://schemas.microsoft.com/office/drawing/2016/5/10/chartex" xmlns:cx5="http://schemas.microsoft.com/office/drawing/2016/5/11/chartex" xmlns:cx6="http://schemas.microsoft.com/office/drawing/2016/5/12/chartex" xmlns:cx7="http://schemas.microsoft.com/office/drawing/2016/5/13/chartex" xmlns:cx8="http://schemas.microsoft.com/office/drawing/2016/5/14/chartex" xmlns:mc="http://schemas.openxmlformats.org/markup-compatibility/2006" xmlns:aink="http://schemas.microsoft.com/office/drawing/2016/ink" xmlns:am3d="http://schemas.microsoft.com/office/drawing/2017/model3d" xmlns:o="urn:schemas-microsoft-com:office:office" xmlns:oel="http://schemas.microsoft.com/office/2019/extlst" xmlns:r="http://schemas.openxmlformats.org/officeDocument/2006/relationships" xmlns:m="http://schemas.openxmlformats.org/officeDocument/2006/math" xmlns:v="urn:schemas-microsoft-com:vml" xmlns:wp14="http://schemas.microsoft.com/office/word/2010/wordprocessingDrawing" xmlns:wp="http://schemas.openxmlformats.org/drawingml/2006/wordprocessingDrawing" xmlns:w10="urn:schemas-microsoft-com:office:word" xmlns:w="http://schemas.openxmlformats.org/wordprocessingml/2006/main" xmlns:w14="http://schemas.microsoft.com/office/word/2010/wordml" xmlns:w15="http://schemas.microsoft.com/office/word/2012/wordml" xmlns:w16cex="http://schemas.microsoft.com/office/word/2018/wordml/cex" xmlns:w16cid="http://schemas.microsoft.com/office/word/2016/wordml/cid" xmlns:w16="http://schemas.microsoft.com/office/word/2018/wordml" xmlns:w16du="http://schemas.microsoft.com/office/word/2023/wordml/word16du" xmlns:w16sdtdh="http://schemas.microsoft.com/office/word/2020/wordml/sdtdatahash" xmlns:w16sdtfl="http://schemas.microsoft.com/office/word/2024/wordml/sdtformatlock" xmlns:w16se="http://schemas.microsoft.com/office/word/2015/wordml/symex" xmlns:wpg="http://schemas.microsoft.com/office/word/2010/wordprocessingGroup" xmlns:wpi="http://schemas.microsoft.com/office/word/2010/wordprocessingInk" xmlns:wne="http://schemas.microsoft.com/office/word/2006/wordml" xmlns:wps="http://schemas.microsoft.com/office/word/2010/wordprocessingShape" mc:Ignorable="w14 w15 w16se w16cid w16 w16cex w16sdtdh w16sdtfl w16du wp14">
+<w:footnotes xmlns:wpc="http://schemas.microsoft.com/office/word/2010/wordprocessingCanvas" xmlns:cx="http://schemas.microsoft.com/office/drawing/2014/chartex" xmlns:cx1="http://schemas.microsoft.com/office/drawing/2015/9/8/chartex" xmlns:cx2="http://schemas.microsoft.com/office/drawing/2015/10/21/chartex" xmlns:cx3="http://schemas.microsoft.com/office/drawing/2016/5/9/chartex" xmlns:cx4="http://schemas.microsoft.com/office/drawing/2016/5/10/chartex" xmlns:cx5="http://schemas.microsoft.com/office/drawing/2016/5/11/chartex" xmlns:cx6="http://schemas.microsoft.com/office/drawing/2016/5/12/chartex" xmlns:cx7="http://schemas.microsoft.com/office/drawing/2016/5/13/chartex" xmlns:cx8="http://schemas.microsoft.com/office/drawing/2016/5/14/chartex" xmlns:mc="http://schemas.openxmlformats.org/markup-compatibility/2006" xmlns:aink="http://schemas.microsoft.com/office/drawing/2016/ink" xmlns:am3d="http://schemas.microsoft.com/office/drawing/2017/model3d" xmlns:o="urn:schemas-microsoft-com:office:office" xmlns:oel="http://schemas.microsoft.com/office/2019/extlst" xmlns:r="http://schemas.openxmlformats.org/officeDocument/2006/relationships" xmlns:m="http://schemas.openxmlformats.org/officeDocument/2006/math" xmlns:v="urn:schemas-microsoft-com:vml" xmlns:wp14="http://schemas.microsoft.com/office/word/2010/wordprocessingDrawing" xmlns:wp="http://schemas.openxmlformats.org/drawingml/2006/wordprocessingDrawing" xmlns:w10="urn:schemas-microsoft-com:office:word" xmlns:w="http://schemas.openxmlformats.org/wordprocessingml/2006/main" xmlns:w14="http://schemas.microsoft.com/office/word/2010/wordml" xmlns:w15="http://schemas.microsoft.com/office/word/2012/wordml" xmlns:w16cei="http://schemas.microsoft.com/office/word/2026/wordml/cei" xmlns:w16cex="http://schemas.microsoft.com/office/word/2018/wordml/cex" xmlns:w16cid="http://schemas.microsoft.com/office/word/2016/wordml/cid" xmlns:w16="http://schemas.microsoft.com/office/word/2018/wordml" xmlns:w16du="http://schemas.microsoft.com/office/word/2023/wordml/word16du" xmlns:w16sdtdh="http://schemas.microsoft.com/office/word/2020/wordml/sdtdatahash" xmlns:w16sdtfl="http://schemas.microsoft.com/office/word/2024/wordml/sdtformatlock" xmlns:w16se="http://schemas.microsoft.com/office/word/2015/wordml/symex" xmlns:wpg="http://schemas.microsoft.com/office/word/2010/wordprocessingGroup" xmlns:wpi="http://schemas.microsoft.com/office/word/2010/wordprocessingInk" xmlns:wne="http://schemas.microsoft.com/office/word/2006/wordml" xmlns:wps="http://schemas.microsoft.com/office/word/2010/wordprocessingShape" mc:Ignorable="w14 w15 w16se w16cid w16 w16cex w16sdtdh w16sdtfl w16du wp14">
   <w:footnote w:type="separator" w:id="-1">
     <w:p>
       <w:pPr>
@@ -9058,7 +8895,7 @@
 </file>
 
 <file path=word/numbering.xml><?xml version="1.0" encoding="utf-8"?>
-<w:numbering xmlns:wpc="http://schemas.microsoft.com/office/word/2010/wordprocessingCanvas" xmlns:cx="http://schemas.microsoft.com/office/drawing/2014/chartex" xmlns:cx1="http://schemas.microsoft.com/office/drawing/2015/9/8/chartex" xmlns:cx2="http://schemas.microsoft.com/office/drawing/2015/10/21/chartex" xmlns:cx3="http://schemas.microsoft.com/office/drawing/2016/5/9/chartex" xmlns:cx4="http://schemas.microsoft.com/office/drawing/2016/5/10/chartex" xmlns:cx5="http://schemas.microsoft.com/office/drawing/2016/5/11/chartex" xmlns:cx6="http://schemas.microsoft.com/office/drawing/2016/5/12/chartex" xmlns:cx7="http://schemas.microsoft.com/office/drawing/2016/5/13/chartex" xmlns:cx8="http://schemas.microsoft.com/office/drawing/2016/5/14/chartex" xmlns:mc="http://schemas.openxmlformats.org/markup-compatibility/2006" xmlns:aink="http://schemas.microsoft.com/office/drawing/2016/ink" xmlns:am3d="http://schemas.microsoft.com/office/drawing/2017/model3d" xmlns:o="urn:schemas-microsoft-com:office:office" xmlns:oel="http://schemas.microsoft.com/office/2019/extlst" xmlns:r="http://schemas.openxmlformats.org/officeDocument/2006/relationships" xmlns:m="http://schemas.openxmlformats.org/officeDocument/2006/math" xmlns:v="urn:schemas-microsoft-com:vml" xmlns:wp14="http://schemas.microsoft.com/office/word/2010/wordprocessingDrawing" xmlns:wp="http://schemas.openxmlformats.org/drawingml/2006/wordprocessingDrawing" xmlns:w10="urn:schemas-microsoft-com:office:word" xmlns:w="http://schemas.openxmlformats.org/wordprocessingml/2006/main" xmlns:w14="http://schemas.microsoft.com/office/word/2010/wordml" xmlns:w15="http://schemas.microsoft.com/office/word/2012/wordml" xmlns:w16cex="http://schemas.microsoft.com/office/word/2018/wordml/cex" xmlns:w16cid="http://schemas.microsoft.com/office/word/2016/wordml/cid" xmlns:w16="http://schemas.microsoft.com/office/word/2018/wordml" xmlns:w16du="http://schemas.microsoft.com/office/word/2023/wordml/word16du" xmlns:w16sdtdh="http://schemas.microsoft.com/office/word/2020/wordml/sdtdatahash" xmlns:w16sdtfl="http://schemas.microsoft.com/office/word/2024/wordml/sdtformatlock" xmlns:w16se="http://schemas.microsoft.com/office/word/2015/wordml/symex" xmlns:wpg="http://schemas.microsoft.com/office/word/2010/wordprocessingGroup" xmlns:wpi="http://schemas.microsoft.com/office/word/2010/wordprocessingInk" xmlns:wne="http://schemas.microsoft.com/office/word/2006/wordml" xmlns:wps="http://schemas.microsoft.com/office/word/2010/wordprocessingShape" mc:Ignorable="w14 w15 w16se w16cid w16 w16cex w16sdtdh w16sdtfl w16du wp14">
+<w:numbering xmlns:wpc="http://schemas.microsoft.com/office/word/2010/wordprocessingCanvas" xmlns:cx="http://schemas.microsoft.com/office/drawing/2014/chartex" xmlns:cx1="http://schemas.microsoft.com/office/drawing/2015/9/8/chartex" xmlns:cx2="http://schemas.microsoft.com/office/drawing/2015/10/21/chartex" xmlns:cx3="http://schemas.microsoft.com/office/drawing/2016/5/9/chartex" xmlns:cx4="http://schemas.microsoft.com/office/drawing/2016/5/10/chartex" xmlns:cx5="http://schemas.microsoft.com/office/drawing/2016/5/11/chartex" xmlns:cx6="http://schemas.microsoft.com/office/drawing/2016/5/12/chartex" xmlns:cx7="http://schemas.microsoft.com/office/drawing/2016/5/13/chartex" xmlns:cx8="http://schemas.microsoft.com/office/drawing/2016/5/14/chartex" xmlns:mc="http://schemas.openxmlformats.org/markup-compatibility/2006" xmlns:aink="http://schemas.microsoft.com/office/drawing/2016/ink" xmlns:am3d="http://schemas.microsoft.com/office/drawing/2017/model3d" xmlns:o="urn:schemas-microsoft-com:office:office" xmlns:oel="http://schemas.microsoft.com/office/2019/extlst" xmlns:r="http://schemas.openxmlformats.org/officeDocument/2006/relationships" xmlns:m="http://schemas.openxmlformats.org/officeDocument/2006/math" xmlns:v="urn:schemas-microsoft-com:vml" xmlns:wp14="http://schemas.microsoft.com/office/word/2010/wordprocessingDrawing" xmlns:wp="http://schemas.openxmlformats.org/drawingml/2006/wordprocessingDrawing" xmlns:w10="urn:schemas-microsoft-com:office:word" xmlns:w="http://schemas.openxmlformats.org/wordprocessingml/2006/main" xmlns:w14="http://schemas.microsoft.com/office/word/2010/wordml" xmlns:w15="http://schemas.microsoft.com/office/word/2012/wordml" xmlns:w16cei="http://schemas.microsoft.com/office/word/2026/wordml/cei" xmlns:w16cex="http://schemas.microsoft.com/office/word/2018/wordml/cex" xmlns:w16cid="http://schemas.microsoft.com/office/word/2016/wordml/cid" xmlns:w16="http://schemas.microsoft.com/office/word/2018/wordml" xmlns:w16du="http://schemas.microsoft.com/office/word/2023/wordml/word16du" xmlns:w16sdtdh="http://schemas.microsoft.com/office/word/2020/wordml/sdtdatahash" xmlns:w16sdtfl="http://schemas.microsoft.com/office/word/2024/wordml/sdtformatlock" xmlns:w16se="http://schemas.microsoft.com/office/word/2015/wordml/symex" xmlns:wpg="http://schemas.microsoft.com/office/word/2010/wordprocessingGroup" xmlns:wpi="http://schemas.microsoft.com/office/word/2010/wordprocessingInk" xmlns:wne="http://schemas.microsoft.com/office/word/2006/wordml" xmlns:wps="http://schemas.microsoft.com/office/word/2010/wordprocessingShape" mc:Ignorable="w14 w15 w16se w16cid w16 w16cex w16sdtdh w16sdtfl w16du wp14">
   <w:abstractNum w:abstractNumId="0" w15:restartNumberingAfterBreak="0">
     <w:nsid w:val="14606089"/>
     <w:multiLevelType w:val="hybridMultilevel"/>
@@ -10846,6 +10683,7 @@
   <w:style w:type="character" w:default="1" w:styleId="DefaultParagraphFont">
     <w:name w:val="Default Paragraph Font"/>
     <w:uiPriority w:val="1"/>
+    <w:semiHidden/>
     <w:unhideWhenUsed/>
   </w:style>
   <w:style w:type="table" w:default="1" w:styleId="TableNormal">
